--- a/2. JS Front-End - June 2024/6. Exercise Functions and Statements/03.JS-Front-End-Functions-and-Statements-Exercise.docx
+++ b/2. JS Front-End - June 2024/6. Exercise Functions and Statements/03.JS-Front-End-Functions-and-Statements-Exercise.docx
@@ -1,10 +1,10 @@
 
 <file path=word/document.xml><?xml version="1.0" encoding="utf-8"?>
-<w:document xmlns:wpc="http://schemas.microsoft.com/office/word/2010/wordprocessingCanvas" xmlns:cx="http://schemas.microsoft.com/office/drawing/2014/chartex" xmlns:cx1="http://schemas.microsoft.com/office/drawing/2015/9/8/chartex" xmlns:mc="http://schemas.openxmlformats.org/markup-compatibility/2006" xmlns:o="urn:schemas-microsoft-com:office:office" xmlns:r="http://schemas.openxmlformats.org/officeDocument/2006/relationships" xmlns:m="http://schemas.openxmlformats.org/officeDocument/2006/math" xmlns:v="urn:schemas-microsoft-com:vml" xmlns:wp14="http://schemas.microsoft.com/office/word/2010/wordprocessingDrawing" xmlns:wp="http://schemas.openxmlformats.org/drawingml/2006/wordprocessingDrawing" xmlns:w10="urn:schemas-microsoft-com:office:word" xmlns:w="http://schemas.openxmlformats.org/wordprocessingml/2006/main" xmlns:w14="http://schemas.microsoft.com/office/word/2010/wordml" xmlns:w15="http://schemas.microsoft.com/office/word/2012/wordml" xmlns:w16se="http://schemas.microsoft.com/office/word/2015/wordml/symex" xmlns:wpg="http://schemas.microsoft.com/office/word/2010/wordprocessingGroup" xmlns:wpi="http://schemas.microsoft.com/office/word/2010/wordprocessingInk" xmlns:wne="http://schemas.microsoft.com/office/word/2006/wordml" xmlns:wps="http://schemas.microsoft.com/office/word/2010/wordprocessingShape" mc:Ignorable="w14 w15 w16se wp14">
+<w:document xmlns:wpc="http://schemas.microsoft.com/office/word/2010/wordprocessingCanvas" xmlns:cx="http://schemas.microsoft.com/office/drawing/2014/chartex" xmlns:cx1="http://schemas.microsoft.com/office/drawing/2015/9/8/chartex" xmlns:cx2="http://schemas.microsoft.com/office/drawing/2015/10/21/chartex" xmlns:cx3="http://schemas.microsoft.com/office/drawing/2016/5/9/chartex" xmlns:cx4="http://schemas.microsoft.com/office/drawing/2016/5/10/chartex" xmlns:cx5="http://schemas.microsoft.com/office/drawing/2016/5/11/chartex" xmlns:cx6="http://schemas.microsoft.com/office/drawing/2016/5/12/chartex" xmlns:cx7="http://schemas.microsoft.com/office/drawing/2016/5/13/chartex" xmlns:cx8="http://schemas.microsoft.com/office/drawing/2016/5/14/chartex" xmlns:mc="http://schemas.openxmlformats.org/markup-compatibility/2006" xmlns:aink="http://schemas.microsoft.com/office/drawing/2016/ink" xmlns:am3d="http://schemas.microsoft.com/office/drawing/2017/model3d" xmlns:o="urn:schemas-microsoft-com:office:office" xmlns:oel="http://schemas.microsoft.com/office/2019/extlst" xmlns:r="http://schemas.openxmlformats.org/officeDocument/2006/relationships" xmlns:m="http://schemas.openxmlformats.org/officeDocument/2006/math" xmlns:v="urn:schemas-microsoft-com:vml" xmlns:wp14="http://schemas.microsoft.com/office/word/2010/wordprocessingDrawing" xmlns:wp="http://schemas.openxmlformats.org/drawingml/2006/wordprocessingDrawing" xmlns:w10="urn:schemas-microsoft-com:office:word" xmlns:w="http://schemas.openxmlformats.org/wordprocessingml/2006/main" xmlns:w14="http://schemas.microsoft.com/office/word/2010/wordml" xmlns:w15="http://schemas.microsoft.com/office/word/2012/wordml" xmlns:w16cex="http://schemas.microsoft.com/office/word/2018/wordml/cex" xmlns:w16cid="http://schemas.microsoft.com/office/word/2016/wordml/cid" xmlns:w16="http://schemas.microsoft.com/office/word/2018/wordml" xmlns:w16du="http://schemas.microsoft.com/office/word/2023/wordml/word16du" xmlns:w16sdtdh="http://schemas.microsoft.com/office/word/2020/wordml/sdtdatahash" xmlns:w16sdtfl="http://schemas.microsoft.com/office/word/2024/wordml/sdtformatlock" xmlns:w16se="http://schemas.microsoft.com/office/word/2015/wordml/symex" xmlns:wpg="http://schemas.microsoft.com/office/word/2010/wordprocessingGroup" xmlns:wpi="http://schemas.microsoft.com/office/word/2010/wordprocessingInk" xmlns:wne="http://schemas.microsoft.com/office/word/2006/wordml" xmlns:wps="http://schemas.microsoft.com/office/word/2010/wordprocessingShape" mc:Ignorable="w14 w15 w16se w16cid w16 w16cex w16sdtdh w16sdtfl w16du wp14">
   <w:body>
     <w:p>
       <w:pPr>
-        <w:pStyle w:val="Heading1"/>
+        <w:pStyle w:val="1"/>
         <w:jc w:val="center"/>
         <w:rPr>
           <w:noProof/>
@@ -37,14 +37,14 @@
       <w:hyperlink r:id="rId8" w:history="1">
         <w:r>
           <w:rPr>
-            <w:rStyle w:val="Hyperlink"/>
+            <w:rStyle w:val="a9"/>
             <w:rFonts w:cs="Calibri"/>
           </w:rPr>
           <w:t>"JS</w:t>
         </w:r>
         <w:r>
           <w:rPr>
-            <w:rStyle w:val="Hyperlink"/>
+            <w:rStyle w:val="a9"/>
             <w:rFonts w:cs="Calibri"/>
             <w:lang w:val="bg-BG"/>
           </w:rPr>
@@ -52,14 +52,14 @@
         </w:r>
         <w:r>
           <w:rPr>
-            <w:rStyle w:val="Hyperlink"/>
+            <w:rStyle w:val="a9"/>
             <w:rFonts w:cs="Calibri"/>
           </w:rPr>
           <w:t xml:space="preserve">Front-End" Course @ </w:t>
         </w:r>
         <w:r>
           <w:rPr>
-            <w:rStyle w:val="Hyperlink"/>
+            <w:rStyle w:val="a9"/>
             <w:rFonts w:cs="Calibri"/>
             <w:noProof/>
           </w:rPr>
@@ -67,7 +67,7 @@
         </w:r>
         <w:r>
           <w:rPr>
-            <w:rStyle w:val="Hyperlink"/>
+            <w:rStyle w:val="a9"/>
             <w:rFonts w:cs="Calibri"/>
           </w:rPr>
           <w:t>.</w:t>
@@ -104,18 +104,16 @@
       <w:hyperlink r:id="rId9" w:history="1">
         <w:r>
           <w:rPr>
-            <w:rStyle w:val="Hyperlink"/>
+            <w:rStyle w:val="a9"/>
             <w:rFonts w:cs="Calibri"/>
           </w:rPr>
           <w:t>https://judge.softuni.org/Contests/3789/Functions-and-Statements-Exercises</w:t>
         </w:r>
       </w:hyperlink>
-      <w:bookmarkStart w:id="0" w:name="_GoBack"/>
-      <w:bookmarkEnd w:id="0"/>
     </w:p>
     <w:p>
       <w:pPr>
-        <w:pStyle w:val="Heading2"/>
+        <w:pStyle w:val="2"/>
         <w:numPr>
           <w:ilvl w:val="0"/>
           <w:numId w:val="40"/>
@@ -216,7 +214,7 @@
     </w:p>
     <w:p>
       <w:pPr>
-        <w:pStyle w:val="Heading3"/>
+        <w:pStyle w:val="3"/>
         <w:rPr>
           <w:lang w:val="bg-BG"/>
         </w:rPr>
@@ -620,7 +618,7 @@
     </w:tbl>
     <w:p>
       <w:pPr>
-        <w:pStyle w:val="Heading2"/>
+        <w:pStyle w:val="2"/>
         <w:numPr>
           <w:ilvl w:val="0"/>
           <w:numId w:val="40"/>
@@ -818,7 +816,7 @@
     </w:p>
     <w:p>
       <w:pPr>
-        <w:pStyle w:val="Heading3"/>
+        <w:pStyle w:val="3"/>
         <w:rPr>
           <w:lang w:val="bg-BG"/>
         </w:rPr>
@@ -829,7 +827,7 @@
     </w:p>
     <w:tbl>
       <w:tblPr>
-        <w:tblStyle w:val="TableGrid"/>
+        <w:tblStyle w:val="af"/>
         <w:tblW w:w="2482" w:type="dxa"/>
         <w:tblInd w:w="13" w:type="dxa"/>
         <w:tblCellMar>
@@ -1140,7 +1138,7 @@
     </w:p>
     <w:p>
       <w:pPr>
-        <w:pStyle w:val="Heading2"/>
+        <w:pStyle w:val="2"/>
         <w:numPr>
           <w:ilvl w:val="0"/>
           <w:numId w:val="40"/>
@@ -1228,7 +1226,7 @@
     </w:p>
     <w:p>
       <w:pPr>
-        <w:pStyle w:val="Heading3"/>
+        <w:pStyle w:val="3"/>
         <w:rPr>
           <w:lang w:val="bg-BG"/>
         </w:rPr>
@@ -1239,7 +1237,7 @@
     </w:p>
     <w:tbl>
       <w:tblPr>
-        <w:tblStyle w:val="TableGrid"/>
+        <w:tblStyle w:val="af"/>
         <w:tblW w:w="8577" w:type="dxa"/>
         <w:tblInd w:w="13" w:type="dxa"/>
         <w:tblCellMar>
@@ -1500,7 +1498,7 @@
     </w:p>
     <w:p>
       <w:pPr>
-        <w:pStyle w:val="Heading2"/>
+        <w:pStyle w:val="2"/>
         <w:numPr>
           <w:ilvl w:val="0"/>
           <w:numId w:val="40"/>
@@ -1597,7 +1595,7 @@
     </w:p>
     <w:p>
       <w:pPr>
-        <w:pStyle w:val="Heading3"/>
+        <w:pStyle w:val="3"/>
         <w:rPr>
           <w:lang w:val="bg-BG"/>
         </w:rPr>
@@ -1851,7 +1849,7 @@
     </w:tbl>
     <w:p>
       <w:pPr>
-        <w:pStyle w:val="Heading2"/>
+        <w:pStyle w:val="2"/>
         <w:numPr>
           <w:ilvl w:val="0"/>
           <w:numId w:val="40"/>
@@ -1917,7 +1915,7 @@
     </w:p>
     <w:p>
       <w:pPr>
-        <w:pStyle w:val="Heading3"/>
+        <w:pStyle w:val="3"/>
         <w:rPr>
           <w:noProof/>
         </w:rPr>
@@ -1931,7 +1929,7 @@
     </w:p>
     <w:p>
       <w:pPr>
-        <w:pStyle w:val="ListParagraph"/>
+        <w:pStyle w:val="ac"/>
         <w:numPr>
           <w:ilvl w:val="0"/>
           <w:numId w:val="46"/>
@@ -1972,7 +1970,7 @@
     </w:p>
     <w:p>
       <w:pPr>
-        <w:pStyle w:val="ListParagraph"/>
+        <w:pStyle w:val="ac"/>
         <w:numPr>
           <w:ilvl w:val="0"/>
           <w:numId w:val="46"/>
@@ -2020,7 +2018,7 @@
     </w:p>
     <w:p>
       <w:pPr>
-        <w:pStyle w:val="Heading3"/>
+        <w:pStyle w:val="3"/>
         <w:rPr>
           <w:lang w:val="bg-BG"/>
         </w:rPr>
@@ -2031,7 +2029,7 @@
     </w:p>
     <w:tbl>
       <w:tblPr>
-        <w:tblStyle w:val="TableGrid"/>
+        <w:tblStyle w:val="af"/>
         <w:tblW w:w="5952" w:type="dxa"/>
         <w:tblInd w:w="85" w:type="dxa"/>
         <w:tblCellMar>
@@ -2391,7 +2389,7 @@
     </w:tbl>
     <w:p>
       <w:pPr>
-        <w:pStyle w:val="Heading3"/>
+        <w:pStyle w:val="3"/>
         <w:rPr>
           <w:lang w:val="bg-BG"/>
         </w:rPr>
@@ -2402,7 +2400,7 @@
     </w:p>
     <w:p>
       <w:pPr>
-        <w:pStyle w:val="ListParagraph"/>
+        <w:pStyle w:val="ac"/>
         <w:numPr>
           <w:ilvl w:val="0"/>
           <w:numId w:val="44"/>
@@ -2418,7 +2416,7 @@
       <w:hyperlink r:id="rId10" w:history="1">
         <w:r>
           <w:rPr>
-            <w:rStyle w:val="Hyperlink"/>
+            <w:rStyle w:val="a9"/>
           </w:rPr>
           <w:t>https://en.wikipedia.org/wiki/Palindrome</w:t>
         </w:r>
@@ -2426,7 +2424,7 @@
     </w:p>
     <w:p>
       <w:pPr>
-        <w:pStyle w:val="Heading2"/>
+        <w:pStyle w:val="2"/>
         <w:numPr>
           <w:ilvl w:val="0"/>
           <w:numId w:val="40"/>
@@ -2460,7 +2458,7 @@
     </w:p>
     <w:p>
       <w:pPr>
-        <w:pStyle w:val="ListParagraph"/>
+        <w:pStyle w:val="ac"/>
         <w:numPr>
           <w:ilvl w:val="0"/>
           <w:numId w:val="41"/>
@@ -2509,7 +2507,7 @@
     </w:p>
     <w:p>
       <w:pPr>
-        <w:pStyle w:val="ListParagraph"/>
+        <w:pStyle w:val="ac"/>
         <w:numPr>
           <w:ilvl w:val="0"/>
           <w:numId w:val="41"/>
@@ -2555,7 +2553,7 @@
     </w:p>
     <w:p>
       <w:pPr>
-        <w:pStyle w:val="ListParagraph"/>
+        <w:pStyle w:val="ac"/>
         <w:numPr>
           <w:ilvl w:val="0"/>
           <w:numId w:val="41"/>
@@ -2671,7 +2669,7 @@
     </w:p>
     <w:p>
       <w:pPr>
-        <w:pStyle w:val="ListParagraph"/>
+        <w:pStyle w:val="ac"/>
         <w:numPr>
           <w:ilvl w:val="0"/>
           <w:numId w:val="42"/>
@@ -2694,7 +2692,7 @@
     </w:p>
     <w:p>
       <w:pPr>
-        <w:pStyle w:val="ListParagraph"/>
+        <w:pStyle w:val="ac"/>
         <w:numPr>
           <w:ilvl w:val="0"/>
           <w:numId w:val="42"/>
@@ -2717,7 +2715,7 @@
     </w:p>
     <w:p>
       <w:pPr>
-        <w:pStyle w:val="ListParagraph"/>
+        <w:pStyle w:val="ac"/>
         <w:numPr>
           <w:ilvl w:val="0"/>
           <w:numId w:val="42"/>
@@ -2740,7 +2738,7 @@
     </w:p>
     <w:p>
       <w:pPr>
-        <w:pStyle w:val="Heading3"/>
+        <w:pStyle w:val="3"/>
         <w:rPr>
           <w:lang w:val="bg-BG"/>
         </w:rPr>
@@ -2751,7 +2749,7 @@
     </w:p>
     <w:tbl>
       <w:tblPr>
-        <w:tblStyle w:val="TableGrid"/>
+        <w:tblStyle w:val="af"/>
         <w:tblW w:w="8577" w:type="dxa"/>
         <w:tblInd w:w="13" w:type="dxa"/>
         <w:tblCellMar>
@@ -2987,7 +2985,7 @@
     </w:tbl>
     <w:p>
       <w:pPr>
-        <w:pStyle w:val="Heading2"/>
+        <w:pStyle w:val="2"/>
         <w:numPr>
           <w:ilvl w:val="0"/>
           <w:numId w:val="40"/>
@@ -3050,7 +3048,7 @@
     </w:p>
     <w:p>
       <w:pPr>
-        <w:pStyle w:val="Heading3"/>
+        <w:pStyle w:val="3"/>
         <w:rPr>
           <w:noProof/>
           <w:lang w:val="bg-BG"/>
@@ -3065,7 +3063,7 @@
     </w:p>
     <w:tbl>
       <w:tblPr>
-        <w:tblStyle w:val="TableGrid"/>
+        <w:tblStyle w:val="af"/>
         <w:tblW w:w="3123" w:type="dxa"/>
         <w:tblInd w:w="13" w:type="dxa"/>
         <w:tblCellMar>
@@ -3433,7 +3431,7 @@
     </w:tbl>
     <w:p>
       <w:pPr>
-        <w:pStyle w:val="Heading2"/>
+        <w:pStyle w:val="2"/>
         <w:numPr>
           <w:ilvl w:val="0"/>
           <w:numId w:val="40"/>
@@ -3618,7 +3616,7 @@
     </w:p>
     <w:p>
       <w:pPr>
-        <w:pStyle w:val="Heading3"/>
+        <w:pStyle w:val="3"/>
         <w:rPr>
           <w:noProof/>
         </w:rPr>
@@ -3632,7 +3630,7 @@
     </w:p>
     <w:p>
       <w:pPr>
-        <w:pStyle w:val="ListParagraph"/>
+        <w:pStyle w:val="ac"/>
         <w:numPr>
           <w:ilvl w:val="0"/>
           <w:numId w:val="46"/>
@@ -3704,7 +3702,7 @@
     </w:p>
     <w:p>
       <w:pPr>
-        <w:pStyle w:val="ListParagraph"/>
+        <w:pStyle w:val="ac"/>
         <w:numPr>
           <w:ilvl w:val="0"/>
           <w:numId w:val="46"/>
@@ -3769,7 +3767,7 @@
     </w:p>
     <w:p>
       <w:pPr>
-        <w:pStyle w:val="Heading3"/>
+        <w:pStyle w:val="3"/>
         <w:rPr>
           <w:sz w:val="22"/>
           <w:lang w:val="bg-BG"/>
@@ -4210,7 +4208,7 @@
     </w:tbl>
     <w:p>
       <w:pPr>
-        <w:pStyle w:val="Heading3"/>
+        <w:pStyle w:val="3"/>
         <w:rPr>
           <w:lang w:val="bg-BG"/>
         </w:rPr>
@@ -4297,7 +4295,7 @@
     </w:p>
     <w:p>
       <w:pPr>
-        <w:pStyle w:val="ListParagraph"/>
+        <w:pStyle w:val="ac"/>
         <w:numPr>
           <w:ilvl w:val="0"/>
           <w:numId w:val="43"/>
@@ -4313,7 +4311,7 @@
       <w:hyperlink r:id="rId11" w:history="1">
         <w:r>
           <w:rPr>
-            <w:rStyle w:val="Hyperlink"/>
+            <w:rStyle w:val="a9"/>
           </w:rPr>
           <w:t>https://en.wikipedia.org/wiki/Perfect_number</w:t>
         </w:r>
@@ -4321,7 +4319,7 @@
     </w:p>
     <w:p>
       <w:pPr>
-        <w:pStyle w:val="Heading2"/>
+        <w:pStyle w:val="2"/>
         <w:numPr>
           <w:ilvl w:val="0"/>
           <w:numId w:val="40"/>
@@ -4462,7 +4460,7 @@
     </w:p>
     <w:p>
       <w:pPr>
-        <w:pStyle w:val="Heading3"/>
+        <w:pStyle w:val="3"/>
         <w:rPr>
           <w:sz w:val="22"/>
           <w:lang w:val="bg-BG"/>
@@ -4813,7 +4811,7 @@
     </w:p>
     <w:p>
       <w:pPr>
-        <w:pStyle w:val="Heading2"/>
+        <w:pStyle w:val="2"/>
         <w:numPr>
           <w:ilvl w:val="0"/>
           <w:numId w:val="40"/>
@@ -4872,7 +4870,7 @@
     </w:p>
     <w:p>
       <w:pPr>
-        <w:pStyle w:val="Heading3"/>
+        <w:pStyle w:val="3"/>
         <w:rPr>
           <w:lang w:val="bg-BG"/>
         </w:rPr>
@@ -4883,7 +4881,7 @@
     </w:p>
     <w:tbl>
       <w:tblPr>
-        <w:tblStyle w:val="TableGrid"/>
+        <w:tblStyle w:val="af"/>
         <w:tblW w:w="3930" w:type="dxa"/>
         <w:tblInd w:w="85" w:type="dxa"/>
         <w:tblCellMar>
@@ -5182,7 +5180,7 @@
     </w:p>
     <w:p>
       <w:pPr>
-        <w:pStyle w:val="Heading3"/>
+        <w:pStyle w:val="3"/>
         <w:rPr>
           <w:lang w:val="bg-BG"/>
         </w:rPr>
@@ -5193,7 +5191,7 @@
     </w:p>
     <w:p>
       <w:pPr>
-        <w:pStyle w:val="ListParagraph"/>
+        <w:pStyle w:val="ac"/>
         <w:numPr>
           <w:ilvl w:val="0"/>
           <w:numId w:val="43"/>
@@ -5209,7 +5207,7 @@
       <w:hyperlink r:id="rId12" w:history="1">
         <w:r>
           <w:rPr>
-            <w:rStyle w:val="Hyperlink"/>
+            <w:rStyle w:val="a9"/>
           </w:rPr>
           <w:t>https://en.wikipedia.org/wiki/Factorial</w:t>
         </w:r>
@@ -5217,14 +5215,14 @@
     </w:p>
     <w:p>
       <w:pPr>
-        <w:pStyle w:val="ListParagraph"/>
+        <w:pStyle w:val="ac"/>
         <w:numPr>
           <w:ilvl w:val="0"/>
           <w:numId w:val="43"/>
         </w:numPr>
         <w:spacing w:before="0" w:after="200"/>
         <w:rPr>
-          <w:rStyle w:val="Hyperlink"/>
+          <w:rStyle w:val="a9"/>
           <w:color w:val="auto"/>
           <w:lang w:val="bg-BG"/>
         </w:rPr>
@@ -5235,7 +5233,7 @@
       <w:hyperlink r:id="rId13" w:history="1">
         <w:r>
           <w:rPr>
-            <w:rStyle w:val="Hyperlink"/>
+            <w:rStyle w:val="a9"/>
           </w:rPr>
           <w:t>recursion</w:t>
         </w:r>
@@ -5243,27 +5241,27 @@
     </w:p>
     <w:p>
       <w:pPr>
-        <w:pStyle w:val="ListParagraph"/>
-        <w:rPr>
-          <w:rStyle w:val="Hyperlink"/>
+        <w:pStyle w:val="ac"/>
+        <w:rPr>
+          <w:rStyle w:val="a9"/>
           <w:lang w:val="bg-BG"/>
         </w:rPr>
       </w:pPr>
     </w:p>
     <w:p>
       <w:pPr>
-        <w:pStyle w:val="ListParagraph"/>
-        <w:rPr>
-          <w:rStyle w:val="Hyperlink"/>
+        <w:pStyle w:val="ac"/>
+        <w:rPr>
+          <w:rStyle w:val="a9"/>
           <w:lang w:val="bg-BG"/>
         </w:rPr>
       </w:pPr>
     </w:p>
     <w:p>
       <w:pPr>
-        <w:pStyle w:val="ListParagraph"/>
-        <w:rPr>
-          <w:rStyle w:val="Hyperlink"/>
+        <w:pStyle w:val="ac"/>
+        <w:rPr>
+          <w:rStyle w:val="a9"/>
           <w:color w:val="auto"/>
           <w:lang w:val="bg-BG"/>
         </w:rPr>
@@ -5296,7 +5294,7 @@
 </file>
 
 <file path=word/endnotes.xml><?xml version="1.0" encoding="utf-8"?>
-<w:endnotes xmlns:wpc="http://schemas.microsoft.com/office/word/2010/wordprocessingCanvas" xmlns:cx="http://schemas.microsoft.com/office/drawing/2014/chartex" xmlns:cx1="http://schemas.microsoft.com/office/drawing/2015/9/8/chartex" xmlns:mc="http://schemas.openxmlformats.org/markup-compatibility/2006" xmlns:o="urn:schemas-microsoft-com:office:office" xmlns:r="http://schemas.openxmlformats.org/officeDocument/2006/relationships" xmlns:m="http://schemas.openxmlformats.org/officeDocument/2006/math" xmlns:v="urn:schemas-microsoft-com:vml" xmlns:wp14="http://schemas.microsoft.com/office/word/2010/wordprocessingDrawing" xmlns:wp="http://schemas.openxmlformats.org/drawingml/2006/wordprocessingDrawing" xmlns:w10="urn:schemas-microsoft-com:office:word" xmlns:w="http://schemas.openxmlformats.org/wordprocessingml/2006/main" xmlns:w14="http://schemas.microsoft.com/office/word/2010/wordml" xmlns:w15="http://schemas.microsoft.com/office/word/2012/wordml" xmlns:w16se="http://schemas.microsoft.com/office/word/2015/wordml/symex" xmlns:wpg="http://schemas.microsoft.com/office/word/2010/wordprocessingGroup" xmlns:wpi="http://schemas.microsoft.com/office/word/2010/wordprocessingInk" xmlns:wne="http://schemas.microsoft.com/office/word/2006/wordml" xmlns:wps="http://schemas.microsoft.com/office/word/2010/wordprocessingShape" mc:Ignorable="w14 w15 w16se wp14">
+<w:endnotes xmlns:wpc="http://schemas.microsoft.com/office/word/2010/wordprocessingCanvas" xmlns:cx="http://schemas.microsoft.com/office/drawing/2014/chartex" xmlns:cx1="http://schemas.microsoft.com/office/drawing/2015/9/8/chartex" xmlns:cx2="http://schemas.microsoft.com/office/drawing/2015/10/21/chartex" xmlns:cx3="http://schemas.microsoft.com/office/drawing/2016/5/9/chartex" xmlns:cx4="http://schemas.microsoft.com/office/drawing/2016/5/10/chartex" xmlns:cx5="http://schemas.microsoft.com/office/drawing/2016/5/11/chartex" xmlns:cx6="http://schemas.microsoft.com/office/drawing/2016/5/12/chartex" xmlns:cx7="http://schemas.microsoft.com/office/drawing/2016/5/13/chartex" xmlns:cx8="http://schemas.microsoft.com/office/drawing/2016/5/14/chartex" xmlns:mc="http://schemas.openxmlformats.org/markup-compatibility/2006" xmlns:aink="http://schemas.microsoft.com/office/drawing/2016/ink" xmlns:am3d="http://schemas.microsoft.com/office/drawing/2017/model3d" xmlns:o="urn:schemas-microsoft-com:office:office" xmlns:oel="http://schemas.microsoft.com/office/2019/extlst" xmlns:r="http://schemas.openxmlformats.org/officeDocument/2006/relationships" xmlns:m="http://schemas.openxmlformats.org/officeDocument/2006/math" xmlns:v="urn:schemas-microsoft-com:vml" xmlns:wp14="http://schemas.microsoft.com/office/word/2010/wordprocessingDrawing" xmlns:wp="http://schemas.openxmlformats.org/drawingml/2006/wordprocessingDrawing" xmlns:w10="urn:schemas-microsoft-com:office:word" xmlns:w="http://schemas.openxmlformats.org/wordprocessingml/2006/main" xmlns:w14="http://schemas.microsoft.com/office/word/2010/wordml" xmlns:w15="http://schemas.microsoft.com/office/word/2012/wordml" xmlns:w16cex="http://schemas.microsoft.com/office/word/2018/wordml/cex" xmlns:w16cid="http://schemas.microsoft.com/office/word/2016/wordml/cid" xmlns:w16="http://schemas.microsoft.com/office/word/2018/wordml" xmlns:w16du="http://schemas.microsoft.com/office/word/2023/wordml/word16du" xmlns:w16sdtdh="http://schemas.microsoft.com/office/word/2020/wordml/sdtdatahash" xmlns:w16sdtfl="http://schemas.microsoft.com/office/word/2024/wordml/sdtformatlock" xmlns:w16se="http://schemas.microsoft.com/office/word/2015/wordml/symex" xmlns:wpg="http://schemas.microsoft.com/office/word/2010/wordprocessingGroup" xmlns:wpi="http://schemas.microsoft.com/office/word/2010/wordprocessingInk" xmlns:wne="http://schemas.microsoft.com/office/word/2006/wordml" xmlns:wps="http://schemas.microsoft.com/office/word/2010/wordprocessingShape" mc:Ignorable="w14 w15 w16se w16cid w16 w16cex w16sdtdh w16sdtfl w16du wp14">
   <w:endnote w:type="separator" w:id="-1">
     <w:p>
       <w:pPr>
@@ -5321,10 +5319,10 @@
 </file>
 
 <file path=word/footer1.xml><?xml version="1.0" encoding="utf-8"?>
-<w:ftr xmlns:wpc="http://schemas.microsoft.com/office/word/2010/wordprocessingCanvas" xmlns:cx="http://schemas.microsoft.com/office/drawing/2014/chartex" xmlns:cx1="http://schemas.microsoft.com/office/drawing/2015/9/8/chartex" xmlns:mc="http://schemas.openxmlformats.org/markup-compatibility/2006" xmlns:o="urn:schemas-microsoft-com:office:office" xmlns:r="http://schemas.openxmlformats.org/officeDocument/2006/relationships" xmlns:m="http://schemas.openxmlformats.org/officeDocument/2006/math" xmlns:v="urn:schemas-microsoft-com:vml" xmlns:wp14="http://schemas.microsoft.com/office/word/2010/wordprocessingDrawing" xmlns:wp="http://schemas.openxmlformats.org/drawingml/2006/wordprocessingDrawing" xmlns:w10="urn:schemas-microsoft-com:office:word" xmlns:w="http://schemas.openxmlformats.org/wordprocessingml/2006/main" xmlns:w14="http://schemas.microsoft.com/office/word/2010/wordml" xmlns:w15="http://schemas.microsoft.com/office/word/2012/wordml" xmlns:w16se="http://schemas.microsoft.com/office/word/2015/wordml/symex" xmlns:wpg="http://schemas.microsoft.com/office/word/2010/wordprocessingGroup" xmlns:wpi="http://schemas.microsoft.com/office/word/2010/wordprocessingInk" xmlns:wne="http://schemas.microsoft.com/office/word/2006/wordml" xmlns:wps="http://schemas.microsoft.com/office/word/2010/wordprocessingShape" mc:Ignorable="w14 w15 w16se wp14">
+<w:ftr xmlns:wpc="http://schemas.microsoft.com/office/word/2010/wordprocessingCanvas" xmlns:cx="http://schemas.microsoft.com/office/drawing/2014/chartex" xmlns:cx1="http://schemas.microsoft.com/office/drawing/2015/9/8/chartex" xmlns:cx2="http://schemas.microsoft.com/office/drawing/2015/10/21/chartex" xmlns:cx3="http://schemas.microsoft.com/office/drawing/2016/5/9/chartex" xmlns:cx4="http://schemas.microsoft.com/office/drawing/2016/5/10/chartex" xmlns:cx5="http://schemas.microsoft.com/office/drawing/2016/5/11/chartex" xmlns:cx6="http://schemas.microsoft.com/office/drawing/2016/5/12/chartex" xmlns:cx7="http://schemas.microsoft.com/office/drawing/2016/5/13/chartex" xmlns:cx8="http://schemas.microsoft.com/office/drawing/2016/5/14/chartex" xmlns:mc="http://schemas.openxmlformats.org/markup-compatibility/2006" xmlns:aink="http://schemas.microsoft.com/office/drawing/2016/ink" xmlns:am3d="http://schemas.microsoft.com/office/drawing/2017/model3d" xmlns:o="urn:schemas-microsoft-com:office:office" xmlns:oel="http://schemas.microsoft.com/office/2019/extlst" xmlns:r="http://schemas.openxmlformats.org/officeDocument/2006/relationships" xmlns:m="http://schemas.openxmlformats.org/officeDocument/2006/math" xmlns:v="urn:schemas-microsoft-com:vml" xmlns:wp14="http://schemas.microsoft.com/office/word/2010/wordprocessingDrawing" xmlns:wp="http://schemas.openxmlformats.org/drawingml/2006/wordprocessingDrawing" xmlns:w10="urn:schemas-microsoft-com:office:word" xmlns:w="http://schemas.openxmlformats.org/wordprocessingml/2006/main" xmlns:w14="http://schemas.microsoft.com/office/word/2010/wordml" xmlns:w15="http://schemas.microsoft.com/office/word/2012/wordml" xmlns:w16cex="http://schemas.microsoft.com/office/word/2018/wordml/cex" xmlns:w16cid="http://schemas.microsoft.com/office/word/2016/wordml/cid" xmlns:w16="http://schemas.microsoft.com/office/word/2018/wordml" xmlns:w16du="http://schemas.microsoft.com/office/word/2023/wordml/word16du" xmlns:w16sdtdh="http://schemas.microsoft.com/office/word/2020/wordml/sdtdatahash" xmlns:w16sdtfl="http://schemas.microsoft.com/office/word/2024/wordml/sdtformatlock" xmlns:w16se="http://schemas.microsoft.com/office/word/2015/wordml/symex" xmlns:wpg="http://schemas.microsoft.com/office/word/2010/wordprocessingGroup" xmlns:wpi="http://schemas.microsoft.com/office/word/2010/wordprocessingInk" xmlns:wne="http://schemas.microsoft.com/office/word/2006/wordml" xmlns:wps="http://schemas.microsoft.com/office/word/2010/wordprocessingShape" mc:Ignorable="w14 w15 w16se w16cid w16 w16cex w16sdtdh w16sdtfl w16du wp14">
   <w:p>
     <w:pPr>
-      <w:pStyle w:val="Footer"/>
+      <w:pStyle w:val="a5"/>
     </w:pPr>
     <w:r>
       <w:rPr>
@@ -5417,7 +5415,7 @@
             </wp:anchor>
           </w:drawing>
         </mc:Choice>
-        <mc:Fallback xmlns:w16sdtdh="http://schemas.microsoft.com/office/word/2020/wordml/sdtdatahash" xmlns:w16="http://schemas.microsoft.com/office/word/2018/wordml" xmlns:w16cid="http://schemas.microsoft.com/office/word/2016/wordml/cid" xmlns:w16cex="http://schemas.microsoft.com/office/word/2018/wordml/cex" xmlns:oel="http://schemas.microsoft.com/office/2019/extlst" xmlns:am3d="http://schemas.microsoft.com/office/drawing/2017/model3d" xmlns:aink="http://schemas.microsoft.com/office/drawing/2016/ink" xmlns:cx8="http://schemas.microsoft.com/office/drawing/2016/5/14/chartex" xmlns:cx7="http://schemas.microsoft.com/office/drawing/2016/5/13/chartex" xmlns:cx6="http://schemas.microsoft.com/office/drawing/2016/5/12/chartex" xmlns:cx5="http://schemas.microsoft.com/office/drawing/2016/5/11/chartex" xmlns:cx4="http://schemas.microsoft.com/office/drawing/2016/5/10/chartex" xmlns:cx3="http://schemas.microsoft.com/office/drawing/2016/5/9/chartex" xmlns:cx2="http://schemas.microsoft.com/office/drawing/2015/10/21/chartex">
+        <mc:Fallback>
           <w:pict>
             <v:shapetype w14:anchorId="41B1E642" id="_x0000_t202" coordsize="21600,21600" o:spt="202" path="m,l,21600r21600,l21600,xe">
               <v:stroke joinstyle="miter"/>
@@ -5504,7 +5502,7 @@
                               <w:szCs w:val="17"/>
                             </w:rPr>
                           </w:pPr>
-                          <w:bookmarkStart w:id="1" w:name="_Hlk24191091"/>
+                          <w:bookmarkStart w:id="0" w:name="_Hlk24191091"/>
                           <w:r>
                             <w:rPr>
                               <w:sz w:val="17"/>
@@ -5531,7 +5529,7 @@
                           <w:hyperlink r:id="rId1" w:history="1">
                             <w:r>
                               <w:rPr>
-                                <w:rStyle w:val="Hyperlink"/>
+                                <w:rStyle w:val="a9"/>
                                 <w:color w:val="0882DE"/>
                                 <w:sz w:val="17"/>
                                 <w:szCs w:val="17"/>
@@ -5631,7 +5629,7 @@
                             <w:t>.</w:t>
                           </w:r>
                         </w:p>
-                        <w:bookmarkEnd w:id="1"/>
+                        <w:bookmarkEnd w:id="0"/>
                         <w:p>
                           <w:pPr>
                             <w:spacing w:line="240" w:lineRule="auto"/>
@@ -5864,7 +5862,7 @@
                                               <a14:useLocalDpi xmlns:a14="http://schemas.microsoft.com/office/drawing/2010/main" val="0"/>
                                             </a:ext>
                                             <a:ext uri="{837473B0-CC2E-450A-ABE3-18F120FF3D39}">
-                                              <a1611:picAttrSrcUrl xmlns:a1611="http://schemas.microsoft.com/office/drawing/2016/11/main" xmlns:w16sdtdh="http://schemas.microsoft.com/office/word/2020/wordml/sdtdatahash" xmlns:w16="http://schemas.microsoft.com/office/word/2018/wordml" xmlns:w16cid="http://schemas.microsoft.com/office/word/2016/wordml/cid" xmlns:w16cex="http://schemas.microsoft.com/office/word/2018/wordml/cex" xmlns:w="http://schemas.openxmlformats.org/wordprocessingml/2006/main" xmlns:w10="urn:schemas-microsoft-com:office:word" xmlns:v="urn:schemas-microsoft-com:vml" xmlns:oel="http://schemas.microsoft.com/office/2019/extlst" xmlns:o="urn:schemas-microsoft-com:office:office" xmlns:am3d="http://schemas.microsoft.com/office/drawing/2017/model3d" xmlns:aink="http://schemas.microsoft.com/office/drawing/2016/ink" xmlns:cx8="http://schemas.microsoft.com/office/drawing/2016/5/14/chartex" xmlns:cx7="http://schemas.microsoft.com/office/drawing/2016/5/13/chartex" xmlns:cx6="http://schemas.microsoft.com/office/drawing/2016/5/12/chartex" xmlns:cx5="http://schemas.microsoft.com/office/drawing/2016/5/11/chartex" xmlns:cx4="http://schemas.microsoft.com/office/drawing/2016/5/10/chartex" xmlns:cx3="http://schemas.microsoft.com/office/drawing/2016/5/9/chartex" xmlns:cx2="http://schemas.microsoft.com/office/drawing/2015/10/21/chartex" xmlns="" r:id="rId9"/>
+                                              <a1611:picAttrSrcUrl xmlns:a1611="http://schemas.microsoft.com/office/drawing/2016/11/main" r:id="rId9"/>
                                             </a:ext>
                                           </a:extLst>
                                         </a:blip>
@@ -6209,7 +6207,7 @@
             </wp:anchor>
           </w:drawing>
         </mc:Choice>
-        <mc:Fallback xmlns:w16sdtdh="http://schemas.microsoft.com/office/word/2020/wordml/sdtdatahash" xmlns:w16="http://schemas.microsoft.com/office/word/2018/wordml" xmlns:w16cid="http://schemas.microsoft.com/office/word/2016/wordml/cid" xmlns:w16cex="http://schemas.microsoft.com/office/word/2018/wordml/cex" xmlns:oel="http://schemas.microsoft.com/office/2019/extlst" xmlns:am3d="http://schemas.microsoft.com/office/drawing/2017/model3d" xmlns:aink="http://schemas.microsoft.com/office/drawing/2016/ink" xmlns:cx8="http://schemas.microsoft.com/office/drawing/2016/5/14/chartex" xmlns:cx7="http://schemas.microsoft.com/office/drawing/2016/5/13/chartex" xmlns:cx6="http://schemas.microsoft.com/office/drawing/2016/5/12/chartex" xmlns:cx5="http://schemas.microsoft.com/office/drawing/2016/5/11/chartex" xmlns:cx4="http://schemas.microsoft.com/office/drawing/2016/5/10/chartex" xmlns:cx3="http://schemas.microsoft.com/office/drawing/2016/5/9/chartex" xmlns:cx2="http://schemas.microsoft.com/office/drawing/2015/10/21/chartex">
+        <mc:Fallback>
           <w:pict>
             <v:shape w14:anchorId="2074F399" id="Text Box 16" o:spid="_x0000_s1027" type="#_x0000_t202" style="position:absolute;margin-left:109pt;margin-top:7pt;width:411.4pt;height:40.45pt;z-index:251657216;visibility:visible;mso-wrap-style:square;mso-width-percent:0;mso-height-percent:0;mso-wrap-distance-left:9pt;mso-wrap-distance-top:0;mso-wrap-distance-right:9pt;mso-wrap-distance-bottom:0;mso-position-horizontal:absolute;mso-position-horizontal-relative:text;mso-position-vertical:absolute;mso-position-vertical-relative:text;mso-width-percent:0;mso-height-percent:0;mso-width-relative:page;mso-height-relative:page;v-text-anchor:top" o:gfxdata="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" filled="f" stroked="f">
               <v:textbox inset=".5mm,1.2mm,.5mm,.5mm">
@@ -6388,7 +6386,7 @@
                                   </pic:cNvPicPr>
                                 </pic:nvPicPr>
                                 <pic:blipFill>
-                                  <a:blip r:embed="rId21">
+                                  <a:blip r:embed="rId2">
                                     <a:extLst>
                                       <a:ext uri="{28A0092B-C50C-407E-A947-70E740481C1C}">
                                         <a14:useLocalDpi xmlns:a14="http://schemas.microsoft.com/office/drawing/2010/main" val="0"/>
@@ -6438,7 +6436,7 @@
                           <wp:extent cx="180000" cy="180000"/>
                           <wp:effectExtent l="0" t="0" r="0" b="0"/>
                           <wp:docPr id="2" name="Picture 2">
-                            <a:hlinkClick xmlns:a="http://schemas.openxmlformats.org/drawingml/2006/main" r:id="rId22"/>
+                            <a:hlinkClick xmlns:a="http://schemas.openxmlformats.org/drawingml/2006/main" r:id="rId3"/>
                           </wp:docPr>
                           <wp:cNvGraphicFramePr>
                             <a:graphicFrameLocks xmlns:a="http://schemas.openxmlformats.org/drawingml/2006/main" noChangeAspect="1"/>
@@ -6448,14 +6446,14 @@
                               <pic:pic xmlns:pic="http://schemas.openxmlformats.org/drawingml/2006/picture">
                                 <pic:nvPicPr>
                                   <pic:cNvPr id="2" name="Picture 2">
-                                    <a:hlinkClick r:id="rId22"/>
+                                    <a:hlinkClick r:id="rId3"/>
                                   </pic:cNvPr>
                                   <pic:cNvPicPr>
                                     <a:picLocks noChangeAspect="1" noChangeArrowheads="1"/>
                                   </pic:cNvPicPr>
                                 </pic:nvPicPr>
                                 <pic:blipFill>
-                                  <a:blip r:embed="rId23">
+                                  <a:blip r:embed="rId4">
                                     <a:extLst>
                                       <a:ext uri="{28A0092B-C50C-407E-A947-70E740481C1C}">
                                         <a14:useLocalDpi xmlns:a14="http://schemas.microsoft.com/office/drawing/2010/main" val="0"/>
@@ -6505,7 +6503,7 @@
                           <wp:extent cx="180000" cy="180000"/>
                           <wp:effectExtent l="0" t="0" r="0" b="0"/>
                           <wp:docPr id="5" name="Picture 5" title="Software University @ Facebook">
-                            <a:hlinkClick xmlns:a="http://schemas.openxmlformats.org/drawingml/2006/main" r:id="rId24"/>
+                            <a:hlinkClick xmlns:a="http://schemas.openxmlformats.org/drawingml/2006/main" r:id="rId5"/>
                           </wp:docPr>
                           <wp:cNvGraphicFramePr>
                             <a:graphicFrameLocks xmlns:a="http://schemas.openxmlformats.org/drawingml/2006/main" noChangeAspect="1"/>
@@ -6515,12 +6513,12 @@
                               <pic:pic xmlns:pic="http://schemas.openxmlformats.org/drawingml/2006/picture">
                                 <pic:nvPicPr>
                                   <pic:cNvPr id="5" name="Picture 5" title="Software University @ Facebook">
-                                    <a:hlinkClick r:id="rId24"/>
+                                    <a:hlinkClick r:id="rId5"/>
                                   </pic:cNvPr>
                                   <pic:cNvPicPr/>
                                 </pic:nvPicPr>
                                 <pic:blipFill>
-                                  <a:blip r:embed="rId25"/>
+                                  <a:blip r:embed="rId6"/>
                                   <a:stretch>
                                     <a:fillRect/>
                                   </a:stretch>
@@ -6559,7 +6557,7 @@
                           <wp:extent cx="180000" cy="180000"/>
                           <wp:effectExtent l="0" t="0" r="0" b="0"/>
                           <wp:docPr id="20" name="Picture 20">
-                            <a:hlinkClick xmlns:a="http://schemas.openxmlformats.org/drawingml/2006/main" r:id="rId26"/>
+                            <a:hlinkClick xmlns:a="http://schemas.openxmlformats.org/drawingml/2006/main" r:id="rId7"/>
                           </wp:docPr>
                           <wp:cNvGraphicFramePr>
                             <a:graphicFrameLocks xmlns:a="http://schemas.openxmlformats.org/drawingml/2006/main" noChangeAspect="1"/>
@@ -6569,14 +6567,14 @@
                               <pic:pic xmlns:pic="http://schemas.openxmlformats.org/drawingml/2006/picture">
                                 <pic:nvPicPr>
                                   <pic:cNvPr id="20" name="Picture 20">
-                                    <a:hlinkClick r:id="rId26"/>
+                                    <a:hlinkClick r:id="rId7"/>
                                   </pic:cNvPr>
                                   <pic:cNvPicPr>
                                     <a:picLocks noChangeAspect="1" noChangeArrowheads="1"/>
                                   </pic:cNvPicPr>
                                 </pic:nvPicPr>
                                 <pic:blipFill>
-                                  <a:blip r:embed="rId27">
+                                  <a:blip r:embed="rId8">
                                     <a:extLst>
                                       <a:ext uri="{28A0092B-C50C-407E-A947-70E740481C1C}">
                                         <a14:useLocalDpi xmlns:a14="http://schemas.microsoft.com/office/drawing/2010/main" val="0"/>
@@ -6629,7 +6627,7 @@
                           <wp:extent cx="180000" cy="180000"/>
                           <wp:effectExtent l="0" t="0" r="0" b="0"/>
                           <wp:docPr id="7" name="Picture 7" title="Software University @ Twitter">
-                            <a:hlinkClick xmlns:a="http://schemas.openxmlformats.org/drawingml/2006/main" r:id="rId28"/>
+                            <a:hlinkClick xmlns:a="http://schemas.openxmlformats.org/drawingml/2006/main" r:id="rId10"/>
                           </wp:docPr>
                           <wp:cNvGraphicFramePr>
                             <a:graphicFrameLocks xmlns:a="http://schemas.openxmlformats.org/drawingml/2006/main" noChangeAspect="1"/>
@@ -6639,12 +6637,12 @@
                               <pic:pic xmlns:pic="http://schemas.openxmlformats.org/drawingml/2006/picture">
                                 <pic:nvPicPr>
                                   <pic:cNvPr id="7" name="Picture 7" title="Software University @ Twitter">
-                                    <a:hlinkClick r:id="rId28"/>
+                                    <a:hlinkClick r:id="rId10"/>
                                   </pic:cNvPr>
                                   <pic:cNvPicPr/>
                                 </pic:nvPicPr>
                                 <pic:blipFill>
-                                  <a:blip r:embed="rId29"/>
+                                  <a:blip r:embed="rId11"/>
                                   <a:stretch>
                                     <a:fillRect/>
                                   </a:stretch>
@@ -6683,7 +6681,7 @@
                           <wp:extent cx="180000" cy="180000"/>
                           <wp:effectExtent l="0" t="0" r="0" b="0"/>
                           <wp:docPr id="17" name="Picture 17" title="Software University @ YouTube">
-                            <a:hlinkClick xmlns:a="http://schemas.openxmlformats.org/drawingml/2006/main" r:id="rId30"/>
+                            <a:hlinkClick xmlns:a="http://schemas.openxmlformats.org/drawingml/2006/main" r:id="rId12"/>
                           </wp:docPr>
                           <wp:cNvGraphicFramePr>
                             <a:graphicFrameLocks xmlns:a="http://schemas.openxmlformats.org/drawingml/2006/main" noChangeAspect="1"/>
@@ -6693,12 +6691,12 @@
                               <pic:pic xmlns:pic="http://schemas.openxmlformats.org/drawingml/2006/picture">
                                 <pic:nvPicPr>
                                   <pic:cNvPr id="17" name="Picture 17" title="Software University @ YouTube">
-                                    <a:hlinkClick r:id="rId30"/>
+                                    <a:hlinkClick r:id="rId12"/>
                                   </pic:cNvPr>
                                   <pic:cNvPicPr/>
                                 </pic:nvPicPr>
                                 <pic:blipFill>
-                                  <a:blip r:embed="rId31"/>
+                                  <a:blip r:embed="rId13"/>
                                   <a:stretch>
                                     <a:fillRect/>
                                   </a:stretch>
@@ -6737,7 +6735,7 @@
                           <wp:extent cx="180000" cy="180000"/>
                           <wp:effectExtent l="0" t="0" r="0" b="0"/>
                           <wp:docPr id="21" name="Picture 21">
-                            <a:hlinkClick xmlns:a="http://schemas.openxmlformats.org/drawingml/2006/main" r:id="rId32"/>
+                            <a:hlinkClick xmlns:a="http://schemas.openxmlformats.org/drawingml/2006/main" r:id="rId14"/>
                           </wp:docPr>
                           <wp:cNvGraphicFramePr>
                             <a:graphicFrameLocks xmlns:a="http://schemas.openxmlformats.org/drawingml/2006/main" noChangeAspect="1"/>
@@ -6747,14 +6745,14 @@
                               <pic:pic xmlns:pic="http://schemas.openxmlformats.org/drawingml/2006/picture">
                                 <pic:nvPicPr>
                                   <pic:cNvPr id="21" name="Picture 21">
-                                    <a:hlinkClick r:id="rId32"/>
+                                    <a:hlinkClick r:id="rId14"/>
                                   </pic:cNvPr>
                                   <pic:cNvPicPr>
                                     <a:picLocks noChangeAspect="1" noChangeArrowheads="1"/>
                                   </pic:cNvPicPr>
                                 </pic:nvPicPr>
                                 <pic:blipFill rotWithShape="1">
-                                  <a:blip r:embed="rId33">
+                                  <a:blip r:embed="rId15">
                                     <a:extLst>
                                       <a:ext uri="{28A0092B-C50C-407E-A947-70E740481C1C}">
                                         <a14:useLocalDpi xmlns:a14="http://schemas.microsoft.com/office/drawing/2010/main" val="0"/>
@@ -6807,7 +6805,7 @@
                           <wp:extent cx="180000" cy="180000"/>
                           <wp:effectExtent l="0" t="0" r="0" b="0"/>
                           <wp:docPr id="22" name="Picture 22">
-                            <a:hlinkClick xmlns:a="http://schemas.openxmlformats.org/drawingml/2006/main" r:id="rId34"/>
+                            <a:hlinkClick xmlns:a="http://schemas.openxmlformats.org/drawingml/2006/main" r:id="rId16"/>
                           </wp:docPr>
                           <wp:cNvGraphicFramePr>
                             <a:graphicFrameLocks xmlns:a="http://schemas.openxmlformats.org/drawingml/2006/main" noChangeAspect="1"/>
@@ -6817,14 +6815,14 @@
                               <pic:pic xmlns:pic="http://schemas.openxmlformats.org/drawingml/2006/picture">
                                 <pic:nvPicPr>
                                   <pic:cNvPr id="22" name="Picture 22">
-                                    <a:hlinkClick r:id="rId34"/>
+                                    <a:hlinkClick r:id="rId16"/>
                                   </pic:cNvPr>
                                   <pic:cNvPicPr>
                                     <a:picLocks noChangeAspect="1" noChangeArrowheads="1"/>
                                   </pic:cNvPicPr>
                                 </pic:nvPicPr>
                                 <pic:blipFill>
-                                  <a:blip r:embed="rId35">
+                                  <a:blip r:embed="rId17">
                                     <a:extLst>
                                       <a:ext uri="{28A0092B-C50C-407E-A947-70E740481C1C}">
                                         <a14:useLocalDpi xmlns:a14="http://schemas.microsoft.com/office/drawing/2010/main" val="0"/>
@@ -6874,7 +6872,7 @@
                           <wp:extent cx="180000" cy="180000"/>
                           <wp:effectExtent l="0" t="0" r="0" b="0"/>
                           <wp:docPr id="23" name="Picture 23" title="Software University: Email Us">
-                            <a:hlinkClick xmlns:a="http://schemas.openxmlformats.org/drawingml/2006/main" r:id="rId36"/>
+                            <a:hlinkClick xmlns:a="http://schemas.openxmlformats.org/drawingml/2006/main" r:id="rId18"/>
                           </wp:docPr>
                           <wp:cNvGraphicFramePr>
                             <a:graphicFrameLocks xmlns:a="http://schemas.openxmlformats.org/drawingml/2006/main" noChangeAspect="1"/>
@@ -6884,12 +6882,12 @@
                               <pic:pic xmlns:pic="http://schemas.openxmlformats.org/drawingml/2006/picture">
                                 <pic:nvPicPr>
                                   <pic:cNvPr id="23" name="Picture 23" title="Software University: Email Us">
-                                    <a:hlinkClick r:id="rId36"/>
+                                    <a:hlinkClick r:id="rId18"/>
                                   </pic:cNvPr>
                                   <pic:cNvPicPr/>
                                 </pic:nvPicPr>
                                 <pic:blipFill>
-                                  <a:blip r:embed="rId37"/>
+                                  <a:blip r:embed="rId19"/>
                                   <a:stretch>
                                     <a:fillRect/>
                                   </a:stretch>
@@ -6935,7 +6933,7 @@
           <wp:effectExtent l="0" t="0" r="0" b="5715"/>
           <wp:wrapSquare wrapText="bothSides"/>
           <wp:docPr id="1" name="Picture 1">
-            <a:hlinkClick xmlns:a="http://schemas.openxmlformats.org/drawingml/2006/main" r:id="rId1"/>
+            <a:hlinkClick xmlns:a="http://schemas.openxmlformats.org/drawingml/2006/main" r:id="rId20"/>
           </wp:docPr>
           <wp:cNvGraphicFramePr>
             <a:graphicFrameLocks xmlns:a="http://schemas.openxmlformats.org/drawingml/2006/main" noChangeAspect="1"/>
@@ -6945,14 +6943,14 @@
               <pic:pic xmlns:pic="http://schemas.openxmlformats.org/drawingml/2006/picture">
                 <pic:nvPicPr>
                   <pic:cNvPr id="1" name="Picture 1">
-                    <a:hlinkClick r:id="rId20"/>
+                    <a:hlinkClick r:id="rId1"/>
                   </pic:cNvPr>
                   <pic:cNvPicPr>
                     <a:picLocks noChangeAspect="1" noChangeArrowheads="1"/>
                   </pic:cNvPicPr>
                 </pic:nvPicPr>
                 <pic:blipFill>
-                  <a:blip r:embed="rId38">
+                  <a:blip r:embed="rId21">
                     <a:extLst>
                       <a:ext uri="{28A0092B-C50C-407E-A947-70E740481C1C}">
                         <a14:useLocalDpi xmlns:a14="http://schemas.microsoft.com/office/drawing/2010/main" val="0"/>
@@ -7057,7 +7055,7 @@
             </wp:anchor>
           </w:drawing>
         </mc:Choice>
-        <mc:Fallback xmlns:w16sdtdh="http://schemas.microsoft.com/office/word/2020/wordml/sdtdatahash" xmlns:w16="http://schemas.microsoft.com/office/word/2018/wordml" xmlns:w16cid="http://schemas.microsoft.com/office/word/2016/wordml/cid" xmlns:w16cex="http://schemas.microsoft.com/office/word/2018/wordml/cex" xmlns:oel="http://schemas.microsoft.com/office/2019/extlst" xmlns:am3d="http://schemas.microsoft.com/office/drawing/2017/model3d" xmlns:aink="http://schemas.microsoft.com/office/drawing/2016/ink" xmlns:cx8="http://schemas.microsoft.com/office/drawing/2016/5/14/chartex" xmlns:cx7="http://schemas.microsoft.com/office/drawing/2016/5/13/chartex" xmlns:cx6="http://schemas.microsoft.com/office/drawing/2016/5/12/chartex" xmlns:cx5="http://schemas.microsoft.com/office/drawing/2016/5/11/chartex" xmlns:cx4="http://schemas.microsoft.com/office/drawing/2016/5/10/chartex" xmlns:cx3="http://schemas.microsoft.com/office/drawing/2016/5/9/chartex" xmlns:cx2="http://schemas.microsoft.com/office/drawing/2015/10/21/chartex">
+        <mc:Fallback>
           <w:pict>
             <v:line w14:anchorId="60BE7D18" id="Straight Connector 19" o:spid="_x0000_s1026" style="position:absolute;flip:y;z-index:251622400;visibility:visible;mso-wrap-style:square;mso-width-percent:0;mso-height-percent:0;mso-wrap-distance-left:9pt;mso-wrap-distance-top:0;mso-wrap-distance-right:9pt;mso-wrap-distance-bottom:0;mso-position-horizontal:absolute;mso-position-horizontal-relative:text;mso-position-vertical:absolute;mso-position-vertical-relative:text;mso-width-percent:0;mso-height-percent:0;mso-width-relative:page;mso-height-relative:page" from="-.1pt,5.2pt" to="520.7pt,5.2pt" o:gfxdata="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" strokecolor="#974706 [1609]" strokeweight="1pt">
               <v:stroke endcap="round"/>
@@ -7239,11 +7237,7 @@
         </mc:Choice>
         <mc:Fallback>
           <w:pict>
-            <v:shapetype w14:anchorId="60DB5C39" id="_x0000_t202" coordsize="21600,21600" o:spt="202" path="m,l,21600r21600,l21600,xe">
-              <v:stroke joinstyle="miter"/>
-              <v:path gradientshapeok="t" o:connecttype="rect"/>
-            </v:shapetype>
-            <v:shape id="Text Box 4" o:spid="_x0000_s1028" type="#_x0000_t202" style="position:absolute;margin-left:444.65pt;margin-top:26.95pt;width:70.9pt;height:15.9pt;z-index:251663360;visibility:visible;mso-wrap-style:square;mso-width-percent:0;mso-height-percent:0;mso-wrap-distance-left:9pt;mso-wrap-distance-top:0;mso-wrap-distance-right:9pt;mso-wrap-distance-bottom:0;mso-position-horizontal:absolute;mso-position-horizontal-relative:text;mso-position-vertical:absolute;mso-position-vertical-relative:text;mso-width-percent:0;mso-height-percent:0;mso-width-relative:page;mso-height-relative:page;v-text-anchor:middle" o:gfxdata="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" filled="f" stroked="f" strokeweight=".5pt">
+            <v:shape w14:anchorId="60DB5C39" id="Text Box 4" o:spid="_x0000_s1028" type="#_x0000_t202" style="position:absolute;margin-left:444.65pt;margin-top:26.95pt;width:70.9pt;height:15.9pt;z-index:251663360;visibility:visible;mso-wrap-style:square;mso-width-percent:0;mso-height-percent:0;mso-wrap-distance-left:9pt;mso-wrap-distance-top:0;mso-wrap-distance-right:9pt;mso-wrap-distance-bottom:0;mso-position-horizontal:absolute;mso-position-horizontal-relative:text;mso-position-vertical:absolute;mso-position-vertical-relative:text;mso-width-percent:0;mso-height-percent:0;mso-width-relative:page;mso-height-relative:page;v-text-anchor:middle" o:gfxdata="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" filled="f" stroked="f" strokeweight=".5pt">
               <v:textbox inset="0,0,0,0">
                 <w:txbxContent>
                   <w:p>
@@ -7354,7 +7348,7 @@
 </file>
 
 <file path=word/footnotes.xml><?xml version="1.0" encoding="utf-8"?>
-<w:footnotes xmlns:wpc="http://schemas.microsoft.com/office/word/2010/wordprocessingCanvas" xmlns:cx="http://schemas.microsoft.com/office/drawing/2014/chartex" xmlns:cx1="http://schemas.microsoft.com/office/drawing/2015/9/8/chartex" xmlns:mc="http://schemas.openxmlformats.org/markup-compatibility/2006" xmlns:o="urn:schemas-microsoft-com:office:office" xmlns:r="http://schemas.openxmlformats.org/officeDocument/2006/relationships" xmlns:m="http://schemas.openxmlformats.org/officeDocument/2006/math" xmlns:v="urn:schemas-microsoft-com:vml" xmlns:wp14="http://schemas.microsoft.com/office/word/2010/wordprocessingDrawing" xmlns:wp="http://schemas.openxmlformats.org/drawingml/2006/wordprocessingDrawing" xmlns:w10="urn:schemas-microsoft-com:office:word" xmlns:w="http://schemas.openxmlformats.org/wordprocessingml/2006/main" xmlns:w14="http://schemas.microsoft.com/office/word/2010/wordml" xmlns:w15="http://schemas.microsoft.com/office/word/2012/wordml" xmlns:w16se="http://schemas.microsoft.com/office/word/2015/wordml/symex" xmlns:wpg="http://schemas.microsoft.com/office/word/2010/wordprocessingGroup" xmlns:wpi="http://schemas.microsoft.com/office/word/2010/wordprocessingInk" xmlns:wne="http://schemas.microsoft.com/office/word/2006/wordml" xmlns:wps="http://schemas.microsoft.com/office/word/2010/wordprocessingShape" mc:Ignorable="w14 w15 w16se wp14">
+<w:footnotes xmlns:wpc="http://schemas.microsoft.com/office/word/2010/wordprocessingCanvas" xmlns:cx="http://schemas.microsoft.com/office/drawing/2014/chartex" xmlns:cx1="http://schemas.microsoft.com/office/drawing/2015/9/8/chartex" xmlns:cx2="http://schemas.microsoft.com/office/drawing/2015/10/21/chartex" xmlns:cx3="http://schemas.microsoft.com/office/drawing/2016/5/9/chartex" xmlns:cx4="http://schemas.microsoft.com/office/drawing/2016/5/10/chartex" xmlns:cx5="http://schemas.microsoft.com/office/drawing/2016/5/11/chartex" xmlns:cx6="http://schemas.microsoft.com/office/drawing/2016/5/12/chartex" xmlns:cx7="http://schemas.microsoft.com/office/drawing/2016/5/13/chartex" xmlns:cx8="http://schemas.microsoft.com/office/drawing/2016/5/14/chartex" xmlns:mc="http://schemas.openxmlformats.org/markup-compatibility/2006" xmlns:aink="http://schemas.microsoft.com/office/drawing/2016/ink" xmlns:am3d="http://schemas.microsoft.com/office/drawing/2017/model3d" xmlns:o="urn:schemas-microsoft-com:office:office" xmlns:oel="http://schemas.microsoft.com/office/2019/extlst" xmlns:r="http://schemas.openxmlformats.org/officeDocument/2006/relationships" xmlns:m="http://schemas.openxmlformats.org/officeDocument/2006/math" xmlns:v="urn:schemas-microsoft-com:vml" xmlns:wp14="http://schemas.microsoft.com/office/word/2010/wordprocessingDrawing" xmlns:wp="http://schemas.openxmlformats.org/drawingml/2006/wordprocessingDrawing" xmlns:w10="urn:schemas-microsoft-com:office:word" xmlns:w="http://schemas.openxmlformats.org/wordprocessingml/2006/main" xmlns:w14="http://schemas.microsoft.com/office/word/2010/wordml" xmlns:w15="http://schemas.microsoft.com/office/word/2012/wordml" xmlns:w16cex="http://schemas.microsoft.com/office/word/2018/wordml/cex" xmlns:w16cid="http://schemas.microsoft.com/office/word/2016/wordml/cid" xmlns:w16="http://schemas.microsoft.com/office/word/2018/wordml" xmlns:w16du="http://schemas.microsoft.com/office/word/2023/wordml/word16du" xmlns:w16sdtdh="http://schemas.microsoft.com/office/word/2020/wordml/sdtdatahash" xmlns:w16sdtfl="http://schemas.microsoft.com/office/word/2024/wordml/sdtformatlock" xmlns:w16se="http://schemas.microsoft.com/office/word/2015/wordml/symex" xmlns:wpg="http://schemas.microsoft.com/office/word/2010/wordprocessingGroup" xmlns:wpi="http://schemas.microsoft.com/office/word/2010/wordprocessingInk" xmlns:wne="http://schemas.microsoft.com/office/word/2006/wordml" xmlns:wps="http://schemas.microsoft.com/office/word/2010/wordprocessingShape" mc:Ignorable="w14 w15 w16se w16cid w16 w16cex w16sdtdh w16sdtfl w16du wp14">
   <w:footnote w:type="separator" w:id="-1">
     <w:p>
       <w:pPr>
@@ -7379,10 +7373,10 @@
 </file>
 
 <file path=word/header1.xml><?xml version="1.0" encoding="utf-8"?>
-<w:hdr xmlns:wpc="http://schemas.microsoft.com/office/word/2010/wordprocessingCanvas" xmlns:cx="http://schemas.microsoft.com/office/drawing/2014/chartex" xmlns:cx1="http://schemas.microsoft.com/office/drawing/2015/9/8/chartex" xmlns:mc="http://schemas.openxmlformats.org/markup-compatibility/2006" xmlns:o="urn:schemas-microsoft-com:office:office" xmlns:r="http://schemas.openxmlformats.org/officeDocument/2006/relationships" xmlns:m="http://schemas.openxmlformats.org/officeDocument/2006/math" xmlns:v="urn:schemas-microsoft-com:vml" xmlns:wp14="http://schemas.microsoft.com/office/word/2010/wordprocessingDrawing" xmlns:wp="http://schemas.openxmlformats.org/drawingml/2006/wordprocessingDrawing" xmlns:w10="urn:schemas-microsoft-com:office:word" xmlns:w="http://schemas.openxmlformats.org/wordprocessingml/2006/main" xmlns:w14="http://schemas.microsoft.com/office/word/2010/wordml" xmlns:w15="http://schemas.microsoft.com/office/word/2012/wordml" xmlns:w16se="http://schemas.microsoft.com/office/word/2015/wordml/symex" xmlns:wpg="http://schemas.microsoft.com/office/word/2010/wordprocessingGroup" xmlns:wpi="http://schemas.microsoft.com/office/word/2010/wordprocessingInk" xmlns:wne="http://schemas.microsoft.com/office/word/2006/wordml" xmlns:wps="http://schemas.microsoft.com/office/word/2010/wordprocessingShape" mc:Ignorable="w14 w15 w16se wp14">
+<w:hdr xmlns:wpc="http://schemas.microsoft.com/office/word/2010/wordprocessingCanvas" xmlns:cx="http://schemas.microsoft.com/office/drawing/2014/chartex" xmlns:cx1="http://schemas.microsoft.com/office/drawing/2015/9/8/chartex" xmlns:cx2="http://schemas.microsoft.com/office/drawing/2015/10/21/chartex" xmlns:cx3="http://schemas.microsoft.com/office/drawing/2016/5/9/chartex" xmlns:cx4="http://schemas.microsoft.com/office/drawing/2016/5/10/chartex" xmlns:cx5="http://schemas.microsoft.com/office/drawing/2016/5/11/chartex" xmlns:cx6="http://schemas.microsoft.com/office/drawing/2016/5/12/chartex" xmlns:cx7="http://schemas.microsoft.com/office/drawing/2016/5/13/chartex" xmlns:cx8="http://schemas.microsoft.com/office/drawing/2016/5/14/chartex" xmlns:mc="http://schemas.openxmlformats.org/markup-compatibility/2006" xmlns:aink="http://schemas.microsoft.com/office/drawing/2016/ink" xmlns:am3d="http://schemas.microsoft.com/office/drawing/2017/model3d" xmlns:o="urn:schemas-microsoft-com:office:office" xmlns:oel="http://schemas.microsoft.com/office/2019/extlst" xmlns:r="http://schemas.openxmlformats.org/officeDocument/2006/relationships" xmlns:m="http://schemas.openxmlformats.org/officeDocument/2006/math" xmlns:v="urn:schemas-microsoft-com:vml" xmlns:wp14="http://schemas.microsoft.com/office/word/2010/wordprocessingDrawing" xmlns:wp="http://schemas.openxmlformats.org/drawingml/2006/wordprocessingDrawing" xmlns:w10="urn:schemas-microsoft-com:office:word" xmlns:w="http://schemas.openxmlformats.org/wordprocessingml/2006/main" xmlns:w14="http://schemas.microsoft.com/office/word/2010/wordml" xmlns:w15="http://schemas.microsoft.com/office/word/2012/wordml" xmlns:w16cex="http://schemas.microsoft.com/office/word/2018/wordml/cex" xmlns:w16cid="http://schemas.microsoft.com/office/word/2016/wordml/cid" xmlns:w16="http://schemas.microsoft.com/office/word/2018/wordml" xmlns:w16du="http://schemas.microsoft.com/office/word/2023/wordml/word16du" xmlns:w16sdtdh="http://schemas.microsoft.com/office/word/2020/wordml/sdtdatahash" xmlns:w16sdtfl="http://schemas.microsoft.com/office/word/2024/wordml/sdtformatlock" xmlns:w16se="http://schemas.microsoft.com/office/word/2015/wordml/symex" xmlns:wpg="http://schemas.microsoft.com/office/word/2010/wordprocessingGroup" xmlns:wpi="http://schemas.microsoft.com/office/word/2010/wordprocessingInk" xmlns:wne="http://schemas.microsoft.com/office/word/2006/wordml" xmlns:wps="http://schemas.microsoft.com/office/word/2010/wordprocessingShape" mc:Ignorable="w14 w15 w16se w16cid w16 w16cex w16sdtdh w16sdtfl w16du wp14">
   <w:p>
     <w:pPr>
-      <w:pStyle w:val="Header"/>
+      <w:pStyle w:val="a3"/>
       <w:ind w:hanging="1134"/>
     </w:pPr>
   </w:p>
@@ -7390,7 +7384,7 @@
 </file>
 
 <file path=word/numbering.xml><?xml version="1.0" encoding="utf-8"?>
-<w:numbering xmlns:wpc="http://schemas.microsoft.com/office/word/2010/wordprocessingCanvas" xmlns:cx="http://schemas.microsoft.com/office/drawing/2014/chartex" xmlns:cx1="http://schemas.microsoft.com/office/drawing/2015/9/8/chartex" xmlns:mc="http://schemas.openxmlformats.org/markup-compatibility/2006" xmlns:o="urn:schemas-microsoft-com:office:office" xmlns:r="http://schemas.openxmlformats.org/officeDocument/2006/relationships" xmlns:m="http://schemas.openxmlformats.org/officeDocument/2006/math" xmlns:v="urn:schemas-microsoft-com:vml" xmlns:wp14="http://schemas.microsoft.com/office/word/2010/wordprocessingDrawing" xmlns:wp="http://schemas.openxmlformats.org/drawingml/2006/wordprocessingDrawing" xmlns:w10="urn:schemas-microsoft-com:office:word" xmlns:w="http://schemas.openxmlformats.org/wordprocessingml/2006/main" xmlns:w14="http://schemas.microsoft.com/office/word/2010/wordml" xmlns:w15="http://schemas.microsoft.com/office/word/2012/wordml" xmlns:w16se="http://schemas.microsoft.com/office/word/2015/wordml/symex" xmlns:wpg="http://schemas.microsoft.com/office/word/2010/wordprocessingGroup" xmlns:wpi="http://schemas.microsoft.com/office/word/2010/wordprocessingInk" xmlns:wne="http://schemas.microsoft.com/office/word/2006/wordml" xmlns:wps="http://schemas.microsoft.com/office/word/2010/wordprocessingShape" mc:Ignorable="w14 w15 w16se wp14">
+<w:numbering xmlns:wpc="http://schemas.microsoft.com/office/word/2010/wordprocessingCanvas" xmlns:cx="http://schemas.microsoft.com/office/drawing/2014/chartex" xmlns:cx1="http://schemas.microsoft.com/office/drawing/2015/9/8/chartex" xmlns:cx2="http://schemas.microsoft.com/office/drawing/2015/10/21/chartex" xmlns:cx3="http://schemas.microsoft.com/office/drawing/2016/5/9/chartex" xmlns:cx4="http://schemas.microsoft.com/office/drawing/2016/5/10/chartex" xmlns:cx5="http://schemas.microsoft.com/office/drawing/2016/5/11/chartex" xmlns:cx6="http://schemas.microsoft.com/office/drawing/2016/5/12/chartex" xmlns:cx7="http://schemas.microsoft.com/office/drawing/2016/5/13/chartex" xmlns:cx8="http://schemas.microsoft.com/office/drawing/2016/5/14/chartex" xmlns:mc="http://schemas.openxmlformats.org/markup-compatibility/2006" xmlns:aink="http://schemas.microsoft.com/office/drawing/2016/ink" xmlns:am3d="http://schemas.microsoft.com/office/drawing/2017/model3d" xmlns:o="urn:schemas-microsoft-com:office:office" xmlns:oel="http://schemas.microsoft.com/office/2019/extlst" xmlns:r="http://schemas.openxmlformats.org/officeDocument/2006/relationships" xmlns:m="http://schemas.openxmlformats.org/officeDocument/2006/math" xmlns:v="urn:schemas-microsoft-com:vml" xmlns:wp14="http://schemas.microsoft.com/office/word/2010/wordprocessingDrawing" xmlns:wp="http://schemas.openxmlformats.org/drawingml/2006/wordprocessingDrawing" xmlns:w10="urn:schemas-microsoft-com:office:word" xmlns:w="http://schemas.openxmlformats.org/wordprocessingml/2006/main" xmlns:w14="http://schemas.microsoft.com/office/word/2010/wordml" xmlns:w15="http://schemas.microsoft.com/office/word/2012/wordml" xmlns:w16cex="http://schemas.microsoft.com/office/word/2018/wordml/cex" xmlns:w16cid="http://schemas.microsoft.com/office/word/2016/wordml/cid" xmlns:w16="http://schemas.microsoft.com/office/word/2018/wordml" xmlns:w16du="http://schemas.microsoft.com/office/word/2023/wordml/word16du" xmlns:w16sdtdh="http://schemas.microsoft.com/office/word/2020/wordml/sdtdatahash" xmlns:w16sdtfl="http://schemas.microsoft.com/office/word/2024/wordml/sdtformatlock" xmlns:w16se="http://schemas.microsoft.com/office/word/2015/wordml/symex" xmlns:wpg="http://schemas.microsoft.com/office/word/2010/wordprocessingGroup" xmlns:wpi="http://schemas.microsoft.com/office/word/2010/wordprocessingInk" xmlns:wne="http://schemas.microsoft.com/office/word/2006/wordml" xmlns:wps="http://schemas.microsoft.com/office/word/2010/wordprocessingShape" mc:Ignorable="w14 w15 w16se w16cid w16 w16cex w16sdtdh w16sdtfl w16du wp14">
   <w:abstractNum w:abstractNumId="0" w15:restartNumberingAfterBreak="0">
     <w:nsid w:val="04E60920"/>
     <w:multiLevelType w:val="hybridMultilevel"/>
@@ -7942,7 +7936,7 @@
     <w:lvl w:ilvl="0" w:tplc="A0E28166">
       <w:start w:val="1"/>
       <w:numFmt w:val="decimal"/>
-      <w:pStyle w:val="Heading2"/>
+      <w:pStyle w:val="2"/>
       <w:lvlText w:val="%1."/>
       <w:lvlJc w:val="left"/>
       <w:pPr>
@@ -12068,34 +12062,34 @@
       </w:rPr>
     </w:lvl>
   </w:abstractNum>
-  <w:num w:numId="1">
+  <w:num w:numId="1" w16cid:durableId="1360593720">
     <w:abstractNumId w:val="0"/>
   </w:num>
-  <w:num w:numId="2">
+  <w:num w:numId="2" w16cid:durableId="1855069493">
     <w:abstractNumId w:val="45"/>
   </w:num>
-  <w:num w:numId="3">
+  <w:num w:numId="3" w16cid:durableId="408235045">
     <w:abstractNumId w:val="11"/>
   </w:num>
-  <w:num w:numId="4">
+  <w:num w:numId="4" w16cid:durableId="1720129427">
     <w:abstractNumId w:val="29"/>
   </w:num>
-  <w:num w:numId="5">
+  <w:num w:numId="5" w16cid:durableId="1196426047">
     <w:abstractNumId w:val="30"/>
   </w:num>
-  <w:num w:numId="6">
+  <w:num w:numId="6" w16cid:durableId="480460794">
     <w:abstractNumId w:val="34"/>
   </w:num>
-  <w:num w:numId="7">
+  <w:num w:numId="7" w16cid:durableId="1360886034">
     <w:abstractNumId w:val="3"/>
   </w:num>
-  <w:num w:numId="8">
+  <w:num w:numId="8" w16cid:durableId="614748977">
     <w:abstractNumId w:val="9"/>
   </w:num>
-  <w:num w:numId="9">
+  <w:num w:numId="9" w16cid:durableId="424424262">
     <w:abstractNumId w:val="27"/>
   </w:num>
-  <w:num w:numId="10">
+  <w:num w:numId="10" w16cid:durableId="445391882">
     <w:abstractNumId w:val="15"/>
     <w:lvlOverride w:ilvl="0">
       <w:startOverride w:val="1"/>
@@ -12125,119 +12119,119 @@
       <w:startOverride w:val="1"/>
     </w:lvlOverride>
   </w:num>
-  <w:num w:numId="11">
+  <w:num w:numId="11" w16cid:durableId="845946124">
     <w:abstractNumId w:val="5"/>
   </w:num>
-  <w:num w:numId="12">
+  <w:num w:numId="12" w16cid:durableId="629239985">
     <w:abstractNumId w:val="21"/>
   </w:num>
-  <w:num w:numId="13">
+  <w:num w:numId="13" w16cid:durableId="625352348">
     <w:abstractNumId w:val="1"/>
   </w:num>
-  <w:num w:numId="14">
+  <w:num w:numId="14" w16cid:durableId="1345861446">
     <w:abstractNumId w:val="33"/>
   </w:num>
-  <w:num w:numId="15">
+  <w:num w:numId="15" w16cid:durableId="1912228627">
     <w:abstractNumId w:val="12"/>
   </w:num>
-  <w:num w:numId="16">
+  <w:num w:numId="16" w16cid:durableId="1840346473">
     <w:abstractNumId w:val="39"/>
   </w:num>
-  <w:num w:numId="17">
+  <w:num w:numId="17" w16cid:durableId="128522954">
     <w:abstractNumId w:val="28"/>
   </w:num>
-  <w:num w:numId="18">
+  <w:num w:numId="18" w16cid:durableId="1754738804">
     <w:abstractNumId w:val="44"/>
   </w:num>
-  <w:num w:numId="19">
+  <w:num w:numId="19" w16cid:durableId="1513185338">
     <w:abstractNumId w:val="35"/>
   </w:num>
-  <w:num w:numId="20">
+  <w:num w:numId="20" w16cid:durableId="1408184553">
     <w:abstractNumId w:val="20"/>
   </w:num>
-  <w:num w:numId="21">
+  <w:num w:numId="21" w16cid:durableId="1151214218">
     <w:abstractNumId w:val="32"/>
   </w:num>
-  <w:num w:numId="22">
+  <w:num w:numId="22" w16cid:durableId="260645743">
     <w:abstractNumId w:val="14"/>
   </w:num>
-  <w:num w:numId="23">
+  <w:num w:numId="23" w16cid:durableId="937982810">
     <w:abstractNumId w:val="17"/>
   </w:num>
-  <w:num w:numId="24">
+  <w:num w:numId="24" w16cid:durableId="478619267">
     <w:abstractNumId w:val="2"/>
   </w:num>
-  <w:num w:numId="25">
+  <w:num w:numId="25" w16cid:durableId="356663771">
     <w:abstractNumId w:val="8"/>
   </w:num>
-  <w:num w:numId="26">
+  <w:num w:numId="26" w16cid:durableId="677777323">
     <w:abstractNumId w:val="18"/>
   </w:num>
-  <w:num w:numId="27">
+  <w:num w:numId="27" w16cid:durableId="1314868768">
     <w:abstractNumId w:val="37"/>
   </w:num>
-  <w:num w:numId="28">
+  <w:num w:numId="28" w16cid:durableId="1235431365">
     <w:abstractNumId w:val="19"/>
   </w:num>
-  <w:num w:numId="29">
+  <w:num w:numId="29" w16cid:durableId="921992005">
     <w:abstractNumId w:val="43"/>
   </w:num>
-  <w:num w:numId="30">
+  <w:num w:numId="30" w16cid:durableId="1327706212">
     <w:abstractNumId w:val="23"/>
   </w:num>
-  <w:num w:numId="31">
+  <w:num w:numId="31" w16cid:durableId="1709837690">
     <w:abstractNumId w:val="13"/>
   </w:num>
-  <w:num w:numId="32">
+  <w:num w:numId="32" w16cid:durableId="1323460514">
     <w:abstractNumId w:val="36"/>
   </w:num>
-  <w:num w:numId="33">
+  <w:num w:numId="33" w16cid:durableId="1027176789">
     <w:abstractNumId w:val="40"/>
   </w:num>
-  <w:num w:numId="34">
+  <w:num w:numId="34" w16cid:durableId="1965232243">
     <w:abstractNumId w:val="26"/>
   </w:num>
-  <w:num w:numId="35">
+  <w:num w:numId="35" w16cid:durableId="2015180762">
     <w:abstractNumId w:val="42"/>
   </w:num>
-  <w:num w:numId="36">
+  <w:num w:numId="36" w16cid:durableId="186991028">
     <w:abstractNumId w:val="7"/>
   </w:num>
-  <w:num w:numId="37">
+  <w:num w:numId="37" w16cid:durableId="480468743">
     <w:abstractNumId w:val="24"/>
   </w:num>
-  <w:num w:numId="38">
+  <w:num w:numId="38" w16cid:durableId="633830156">
     <w:abstractNumId w:val="16"/>
   </w:num>
-  <w:num w:numId="39">
+  <w:num w:numId="39" w16cid:durableId="17855605">
     <w:abstractNumId w:val="31"/>
   </w:num>
-  <w:num w:numId="40">
+  <w:num w:numId="40" w16cid:durableId="529611990">
     <w:abstractNumId w:val="38"/>
   </w:num>
-  <w:num w:numId="41">
+  <w:num w:numId="41" w16cid:durableId="1470048363">
     <w:abstractNumId w:val="6"/>
   </w:num>
-  <w:num w:numId="42">
+  <w:num w:numId="42" w16cid:durableId="939139410">
     <w:abstractNumId w:val="10"/>
   </w:num>
-  <w:num w:numId="43">
+  <w:num w:numId="43" w16cid:durableId="1855460733">
     <w:abstractNumId w:val="22"/>
   </w:num>
-  <w:num w:numId="44">
+  <w:num w:numId="44" w16cid:durableId="2093042723">
     <w:abstractNumId w:val="25"/>
   </w:num>
-  <w:num w:numId="45">
+  <w:num w:numId="45" w16cid:durableId="944574875">
     <w:abstractNumId w:val="41"/>
   </w:num>
-  <w:num w:numId="46">
+  <w:num w:numId="46" w16cid:durableId="788546699">
     <w:abstractNumId w:val="4"/>
   </w:num>
 </w:numbering>
 </file>
 
 <file path=word/styles.xml><?xml version="1.0" encoding="utf-8"?>
-<w:styles xmlns:mc="http://schemas.openxmlformats.org/markup-compatibility/2006" xmlns:r="http://schemas.openxmlformats.org/officeDocument/2006/relationships" xmlns:w="http://schemas.openxmlformats.org/wordprocessingml/2006/main" xmlns:w14="http://schemas.microsoft.com/office/word/2010/wordml" xmlns:w15="http://schemas.microsoft.com/office/word/2012/wordml" xmlns:w16se="http://schemas.microsoft.com/office/word/2015/wordml/symex" mc:Ignorable="w14 w15 w16se">
+<w:styles xmlns:mc="http://schemas.openxmlformats.org/markup-compatibility/2006" xmlns:r="http://schemas.openxmlformats.org/officeDocument/2006/relationships" xmlns:w="http://schemas.openxmlformats.org/wordprocessingml/2006/main" xmlns:w14="http://schemas.microsoft.com/office/word/2010/wordml" xmlns:w15="http://schemas.microsoft.com/office/word/2012/wordml" xmlns:w16cex="http://schemas.microsoft.com/office/word/2018/wordml/cex" xmlns:w16cid="http://schemas.microsoft.com/office/word/2016/wordml/cid" xmlns:w16="http://schemas.microsoft.com/office/word/2018/wordml" xmlns:w16du="http://schemas.microsoft.com/office/word/2023/wordml/word16du" xmlns:w16sdtdh="http://schemas.microsoft.com/office/word/2020/wordml/sdtdatahash" xmlns:w16sdtfl="http://schemas.microsoft.com/office/word/2024/wordml/sdtformatlock" xmlns:w16se="http://schemas.microsoft.com/office/word/2015/wordml/symex" mc:Ignorable="w14 w15 w16se w16cid w16 w16cex w16sdtdh w16sdtfl w16du">
   <w:docDefaults>
     <w:rPrDefault>
       <w:rPr>
@@ -12253,7 +12247,7 @@
       </w:pPr>
     </w:pPrDefault>
   </w:docDefaults>
-  <w:latentStyles w:defLockedState="0" w:defUIPriority="99" w:defSemiHidden="0" w:defUnhideWhenUsed="0" w:defQFormat="0" w:count="371">
+  <w:latentStyles w:defLockedState="0" w:defUIPriority="99" w:defSemiHidden="0" w:defUnhideWhenUsed="0" w:defQFormat="0" w:count="376">
     <w:lsdException w:name="Normal" w:uiPriority="0" w:qFormat="1"/>
     <w:lsdException w:name="heading 1" w:uiPriority="9" w:qFormat="1"/>
     <w:lsdException w:name="heading 2" w:semiHidden="1" w:uiPriority="9" w:unhideWhenUsed="1" w:qFormat="1"/>
@@ -12625,8 +12619,13 @@
     <w:lsdException w:name="List Table 5 Dark Accent 6" w:uiPriority="50"/>
     <w:lsdException w:name="List Table 6 Colorful Accent 6" w:uiPriority="51"/>
     <w:lsdException w:name="List Table 7 Colorful Accent 6" w:uiPriority="52"/>
+    <w:lsdException w:name="Mention" w:semiHidden="1" w:unhideWhenUsed="1"/>
+    <w:lsdException w:name="Smart Hyperlink" w:semiHidden="1" w:unhideWhenUsed="1"/>
+    <w:lsdException w:name="Hashtag" w:semiHidden="1" w:unhideWhenUsed="1"/>
+    <w:lsdException w:name="Unresolved Mention" w:semiHidden="1" w:unhideWhenUsed="1"/>
+    <w:lsdException w:name="Smart Link" w:semiHidden="1" w:unhideWhenUsed="1"/>
   </w:latentStyles>
-  <w:style w:type="paragraph" w:default="1" w:styleId="Normal">
+  <w:style w:type="paragraph" w:default="1" w:styleId="a">
     <w:name w:val="Normal"/>
     <w:qFormat/>
     <w:rsid w:val="008063E1"/>
@@ -12634,11 +12633,11 @@
       <w:spacing w:before="80" w:after="120"/>
     </w:pPr>
   </w:style>
-  <w:style w:type="paragraph" w:styleId="Heading1">
+  <w:style w:type="paragraph" w:styleId="1">
     <w:name w:val="heading 1"/>
-    <w:basedOn w:val="Normal"/>
-    <w:next w:val="Normal"/>
-    <w:link w:val="Heading1Char"/>
+    <w:basedOn w:val="a"/>
+    <w:next w:val="a"/>
+    <w:link w:val="10"/>
     <w:uiPriority w:val="9"/>
     <w:qFormat/>
     <w:rsid w:val="009254B7"/>
@@ -12656,11 +12655,11 @@
       <w:szCs w:val="32"/>
     </w:rPr>
   </w:style>
-  <w:style w:type="paragraph" w:styleId="Heading2">
+  <w:style w:type="paragraph" w:styleId="2">
     <w:name w:val="heading 2"/>
-    <w:basedOn w:val="Normal"/>
-    <w:next w:val="Normal"/>
-    <w:link w:val="Heading2Char"/>
+    <w:basedOn w:val="a"/>
+    <w:next w:val="a"/>
+    <w:link w:val="20"/>
     <w:uiPriority w:val="9"/>
     <w:qFormat/>
     <w:rsid w:val="006E55B4"/>
@@ -12682,11 +12681,11 @@
       <w:szCs w:val="36"/>
     </w:rPr>
   </w:style>
-  <w:style w:type="paragraph" w:styleId="Heading3">
+  <w:style w:type="paragraph" w:styleId="3">
     <w:name w:val="heading 3"/>
-    <w:basedOn w:val="Normal"/>
-    <w:next w:val="Normal"/>
-    <w:link w:val="Heading3Char"/>
+    <w:basedOn w:val="a"/>
+    <w:next w:val="a"/>
+    <w:link w:val="30"/>
     <w:uiPriority w:val="9"/>
     <w:unhideWhenUsed/>
     <w:qFormat/>
@@ -12705,11 +12704,11 @@
       <w:szCs w:val="32"/>
     </w:rPr>
   </w:style>
-  <w:style w:type="paragraph" w:styleId="Heading4">
+  <w:style w:type="paragraph" w:styleId="4">
     <w:name w:val="heading 4"/>
-    <w:basedOn w:val="Normal"/>
-    <w:next w:val="Normal"/>
-    <w:link w:val="Heading4Char"/>
+    <w:basedOn w:val="a"/>
+    <w:next w:val="a"/>
+    <w:link w:val="40"/>
     <w:uiPriority w:val="9"/>
     <w:unhideWhenUsed/>
     <w:qFormat/>
@@ -12728,11 +12727,11 @@
       <w:sz w:val="28"/>
     </w:rPr>
   </w:style>
-  <w:style w:type="paragraph" w:styleId="Heading5">
+  <w:style w:type="paragraph" w:styleId="5">
     <w:name w:val="heading 5"/>
-    <w:basedOn w:val="Normal"/>
-    <w:next w:val="Normal"/>
-    <w:link w:val="Heading5Char"/>
+    <w:basedOn w:val="a"/>
+    <w:next w:val="a"/>
+    <w:link w:val="50"/>
     <w:uiPriority w:val="9"/>
     <w:semiHidden/>
     <w:unhideWhenUsed/>
@@ -12750,13 +12749,13 @@
       <w:color w:val="B2500E"/>
     </w:rPr>
   </w:style>
-  <w:style w:type="character" w:default="1" w:styleId="DefaultParagraphFont">
+  <w:style w:type="character" w:default="1" w:styleId="a0">
     <w:name w:val="Default Paragraph Font"/>
     <w:uiPriority w:val="1"/>
     <w:semiHidden/>
     <w:unhideWhenUsed/>
   </w:style>
-  <w:style w:type="table" w:default="1" w:styleId="TableNormal">
+  <w:style w:type="table" w:default="1" w:styleId="a1">
     <w:name w:val="Normal Table"/>
     <w:uiPriority w:val="99"/>
     <w:semiHidden/>
@@ -12771,16 +12770,16 @@
       </w:tblCellMar>
     </w:tblPr>
   </w:style>
-  <w:style w:type="numbering" w:default="1" w:styleId="NoList">
+  <w:style w:type="numbering" w:default="1" w:styleId="a2">
     <w:name w:val="No List"/>
     <w:uiPriority w:val="99"/>
     <w:semiHidden/>
     <w:unhideWhenUsed/>
   </w:style>
-  <w:style w:type="paragraph" w:styleId="Header">
+  <w:style w:type="paragraph" w:styleId="a3">
     <w:name w:val="header"/>
-    <w:basedOn w:val="Normal"/>
-    <w:link w:val="HeaderChar"/>
+    <w:basedOn w:val="a"/>
+    <w:link w:val="a4"/>
     <w:uiPriority w:val="99"/>
     <w:unhideWhenUsed/>
     <w:rsid w:val="008068A2"/>
@@ -12792,17 +12791,17 @@
       <w:spacing w:after="0" w:line="240" w:lineRule="auto"/>
     </w:pPr>
   </w:style>
-  <w:style w:type="character" w:customStyle="1" w:styleId="HeaderChar">
-    <w:name w:val="Header Char"/>
-    <w:basedOn w:val="DefaultParagraphFont"/>
-    <w:link w:val="Header"/>
+  <w:style w:type="character" w:customStyle="1" w:styleId="a4">
+    <w:name w:val="Горен колонтитул Знак"/>
+    <w:basedOn w:val="a0"/>
+    <w:link w:val="a3"/>
     <w:uiPriority w:val="99"/>
     <w:rsid w:val="008068A2"/>
   </w:style>
-  <w:style w:type="paragraph" w:styleId="Footer">
+  <w:style w:type="paragraph" w:styleId="a5">
     <w:name w:val="footer"/>
-    <w:basedOn w:val="Normal"/>
-    <w:link w:val="FooterChar"/>
+    <w:basedOn w:val="a"/>
+    <w:link w:val="a6"/>
     <w:uiPriority w:val="99"/>
     <w:unhideWhenUsed/>
     <w:rsid w:val="008068A2"/>
@@ -12814,17 +12813,17 @@
       <w:spacing w:after="0" w:line="240" w:lineRule="auto"/>
     </w:pPr>
   </w:style>
-  <w:style w:type="character" w:customStyle="1" w:styleId="FooterChar">
-    <w:name w:val="Footer Char"/>
-    <w:basedOn w:val="DefaultParagraphFont"/>
-    <w:link w:val="Footer"/>
+  <w:style w:type="character" w:customStyle="1" w:styleId="a6">
+    <w:name w:val="Долен колонтитул Знак"/>
+    <w:basedOn w:val="a0"/>
+    <w:link w:val="a5"/>
     <w:uiPriority w:val="99"/>
     <w:rsid w:val="008068A2"/>
   </w:style>
-  <w:style w:type="paragraph" w:styleId="BalloonText">
+  <w:style w:type="paragraph" w:styleId="a7">
     <w:name w:val="Balloon Text"/>
-    <w:basedOn w:val="Normal"/>
-    <w:link w:val="BalloonTextChar"/>
+    <w:basedOn w:val="a"/>
+    <w:link w:val="a8"/>
     <w:uiPriority w:val="99"/>
     <w:semiHidden/>
     <w:unhideWhenUsed/>
@@ -12838,10 +12837,10 @@
       <w:szCs w:val="16"/>
     </w:rPr>
   </w:style>
-  <w:style w:type="character" w:customStyle="1" w:styleId="BalloonTextChar">
-    <w:name w:val="Balloon Text Char"/>
-    <w:basedOn w:val="DefaultParagraphFont"/>
-    <w:link w:val="BalloonText"/>
+  <w:style w:type="character" w:customStyle="1" w:styleId="a8">
+    <w:name w:val="Изнесен текст Знак"/>
+    <w:basedOn w:val="a0"/>
+    <w:link w:val="a7"/>
     <w:uiPriority w:val="99"/>
     <w:semiHidden/>
     <w:rsid w:val="00564D7B"/>
@@ -12851,9 +12850,9 @@
       <w:szCs w:val="16"/>
     </w:rPr>
   </w:style>
-  <w:style w:type="character" w:styleId="Hyperlink">
+  <w:style w:type="character" w:styleId="a9">
     <w:name w:val="Hyperlink"/>
-    <w:basedOn w:val="DefaultParagraphFont"/>
+    <w:basedOn w:val="a0"/>
     <w:uiPriority w:val="99"/>
     <w:unhideWhenUsed/>
     <w:rsid w:val="0079324A"/>
@@ -12862,10 +12861,10 @@
       <w:u w:val="single"/>
     </w:rPr>
   </w:style>
-  <w:style w:type="character" w:customStyle="1" w:styleId="Heading1Char">
-    <w:name w:val="Heading 1 Char"/>
-    <w:basedOn w:val="DefaultParagraphFont"/>
-    <w:link w:val="Heading1"/>
+  <w:style w:type="character" w:customStyle="1" w:styleId="10">
+    <w:name w:val="Заглавие 1 Знак"/>
+    <w:basedOn w:val="a0"/>
+    <w:link w:val="1"/>
     <w:uiPriority w:val="9"/>
     <w:rsid w:val="009254B7"/>
     <w:rPr>
@@ -12876,10 +12875,10 @@
       <w:szCs w:val="32"/>
     </w:rPr>
   </w:style>
-  <w:style w:type="character" w:customStyle="1" w:styleId="Heading2Char">
-    <w:name w:val="Heading 2 Char"/>
-    <w:basedOn w:val="DefaultParagraphFont"/>
-    <w:link w:val="Heading2"/>
+  <w:style w:type="character" w:customStyle="1" w:styleId="20">
+    <w:name w:val="Заглавие 2 Знак"/>
+    <w:basedOn w:val="a0"/>
+    <w:link w:val="2"/>
     <w:uiPriority w:val="9"/>
     <w:rsid w:val="006E55B4"/>
     <w:rPr>
@@ -12891,9 +12890,9 @@
       <w:szCs w:val="36"/>
     </w:rPr>
   </w:style>
-  <w:style w:type="paragraph" w:styleId="NormalWeb">
+  <w:style w:type="paragraph" w:styleId="aa">
     <w:name w:val="Normal (Web)"/>
-    <w:basedOn w:val="Normal"/>
+    <w:basedOn w:val="a"/>
     <w:uiPriority w:val="99"/>
     <w:semiHidden/>
     <w:unhideWhenUsed/>
@@ -12907,9 +12906,9 @@
       <w:szCs w:val="24"/>
     </w:rPr>
   </w:style>
-  <w:style w:type="character" w:styleId="Strong">
+  <w:style w:type="character" w:styleId="ab">
     <w:name w:val="Strong"/>
-    <w:basedOn w:val="DefaultParagraphFont"/>
+    <w:basedOn w:val="a0"/>
     <w:uiPriority w:val="22"/>
     <w:qFormat/>
     <w:rsid w:val="00524789"/>
@@ -12918,10 +12917,10 @@
       <w:bCs/>
     </w:rPr>
   </w:style>
-  <w:style w:type="character" w:customStyle="1" w:styleId="Heading3Char">
-    <w:name w:val="Heading 3 Char"/>
-    <w:basedOn w:val="DefaultParagraphFont"/>
-    <w:link w:val="Heading3"/>
+  <w:style w:type="character" w:customStyle="1" w:styleId="30">
+    <w:name w:val="Заглавие 3 Знак"/>
+    <w:basedOn w:val="a0"/>
+    <w:link w:val="3"/>
     <w:uiPriority w:val="9"/>
     <w:qFormat/>
     <w:rsid w:val="008C5930"/>
@@ -12933,10 +12932,10 @@
       <w:szCs w:val="32"/>
     </w:rPr>
   </w:style>
-  <w:style w:type="character" w:customStyle="1" w:styleId="Heading4Char">
-    <w:name w:val="Heading 4 Char"/>
-    <w:basedOn w:val="DefaultParagraphFont"/>
-    <w:link w:val="Heading4"/>
+  <w:style w:type="character" w:customStyle="1" w:styleId="40">
+    <w:name w:val="Заглавие 4 Знак"/>
+    <w:basedOn w:val="a0"/>
+    <w:link w:val="4"/>
     <w:uiPriority w:val="9"/>
     <w:rsid w:val="008C5930"/>
     <w:rPr>
@@ -12947,10 +12946,10 @@
       <w:sz w:val="28"/>
     </w:rPr>
   </w:style>
-  <w:style w:type="paragraph" w:styleId="ListParagraph">
+  <w:style w:type="paragraph" w:styleId="ac">
     <w:name w:val="List Paragraph"/>
-    <w:basedOn w:val="Normal"/>
-    <w:link w:val="ListParagraphChar"/>
+    <w:basedOn w:val="a"/>
+    <w:link w:val="ad"/>
     <w:uiPriority w:val="34"/>
     <w:qFormat/>
     <w:rsid w:val="008617B5"/>
@@ -12959,9 +12958,9 @@
       <w:contextualSpacing/>
     </w:pPr>
   </w:style>
-  <w:style w:type="character" w:styleId="FollowedHyperlink">
+  <w:style w:type="character" w:styleId="ae">
     <w:name w:val="FollowedHyperlink"/>
-    <w:basedOn w:val="DefaultParagraphFont"/>
+    <w:basedOn w:val="a0"/>
     <w:uiPriority w:val="99"/>
     <w:semiHidden/>
     <w:unhideWhenUsed/>
@@ -12971,10 +12970,10 @@
       <w:u w:val="single"/>
     </w:rPr>
   </w:style>
-  <w:style w:type="character" w:customStyle="1" w:styleId="Heading5Char">
-    <w:name w:val="Heading 5 Char"/>
-    <w:basedOn w:val="DefaultParagraphFont"/>
-    <w:link w:val="Heading5"/>
+  <w:style w:type="character" w:customStyle="1" w:styleId="50">
+    <w:name w:val="Заглавие 5 Знак"/>
+    <w:basedOn w:val="a0"/>
+    <w:link w:val="5"/>
     <w:uiPriority w:val="9"/>
     <w:semiHidden/>
     <w:rsid w:val="008C5930"/>
@@ -12986,7 +12985,7 @@
   </w:style>
   <w:style w:type="paragraph" w:customStyle="1" w:styleId="Code">
     <w:name w:val="Code"/>
-    <w:basedOn w:val="Normal"/>
+    <w:basedOn w:val="a"/>
     <w:link w:val="CodeChar"/>
     <w:qFormat/>
     <w:rsid w:val="008063E1"/>
@@ -12998,7 +12997,7 @@
   </w:style>
   <w:style w:type="character" w:customStyle="1" w:styleId="CodeChar">
     <w:name w:val="Code Char"/>
-    <w:basedOn w:val="DefaultParagraphFont"/>
+    <w:basedOn w:val="a0"/>
     <w:link w:val="Code"/>
     <w:rsid w:val="008063E1"/>
     <w:rPr>
@@ -13007,9 +13006,9 @@
       <w:noProof/>
     </w:rPr>
   </w:style>
-  <w:style w:type="table" w:styleId="TableGrid">
+  <w:style w:type="table" w:styleId="af">
     <w:name w:val="Table Grid"/>
-    <w:basedOn w:val="TableNormal"/>
+    <w:basedOn w:val="a1"/>
     <w:uiPriority w:val="59"/>
     <w:rsid w:val="00763912"/>
     <w:pPr>
@@ -13028,12 +13027,12 @@
   </w:style>
   <w:style w:type="character" w:customStyle="1" w:styleId="tgc">
     <w:name w:val="_tgc"/>
-    <w:basedOn w:val="DefaultParagraphFont"/>
+    <w:basedOn w:val="a0"/>
     <w:rsid w:val="00D8395C"/>
   </w:style>
   <w:style w:type="paragraph" w:customStyle="1" w:styleId="Index">
     <w:name w:val="Index"/>
-    <w:basedOn w:val="Normal"/>
+    <w:basedOn w:val="a"/>
     <w:qFormat/>
     <w:rsid w:val="005054C7"/>
     <w:pPr>
@@ -13044,17 +13043,17 @@
       <w:rFonts w:cs="FreeSans"/>
     </w:rPr>
   </w:style>
-  <w:style w:type="character" w:customStyle="1" w:styleId="ListParagraphChar">
-    <w:name w:val="List Paragraph Char"/>
-    <w:basedOn w:val="DefaultParagraphFont"/>
-    <w:link w:val="ListParagraph"/>
+  <w:style w:type="character" w:customStyle="1" w:styleId="ad">
+    <w:name w:val="Списък на абзаци Знак"/>
+    <w:basedOn w:val="a0"/>
+    <w:link w:val="ac"/>
     <w:uiPriority w:val="34"/>
     <w:qFormat/>
     <w:rsid w:val="005054C7"/>
   </w:style>
   <w:style w:type="character" w:customStyle="1" w:styleId="InternetLink">
     <w:name w:val="Internet Link"/>
-    <w:basedOn w:val="DefaultParagraphFont"/>
+    <w:basedOn w:val="a0"/>
     <w:uiPriority w:val="99"/>
     <w:unhideWhenUsed/>
     <w:rsid w:val="005054C7"/>
@@ -13063,9 +13062,9 @@
       <w:u w:val="single"/>
     </w:rPr>
   </w:style>
-  <w:style w:type="character" w:customStyle="1" w:styleId="1">
+  <w:style w:type="character" w:customStyle="1" w:styleId="11">
     <w:name w:val="Неразрешено споменаване1"/>
-    <w:basedOn w:val="DefaultParagraphFont"/>
+    <w:basedOn w:val="a0"/>
     <w:uiPriority w:val="99"/>
     <w:semiHidden/>
     <w:unhideWhenUsed/>
@@ -13077,8 +13076,8 @@
   </w:style>
   <w:style w:type="table" w:customStyle="1" w:styleId="TableGrid3">
     <w:name w:val="Table Grid3"/>
-    <w:basedOn w:val="TableNormal"/>
-    <w:next w:val="TableGrid"/>
+    <w:basedOn w:val="a1"/>
+    <w:next w:val="af"/>
     <w:uiPriority w:val="59"/>
     <w:rsid w:val="00977A0C"/>
     <w:pPr>
@@ -13112,7 +13111,7 @@
   </w:style>
   <w:style w:type="character" w:customStyle="1" w:styleId="Hyperlink0">
     <w:name w:val="Hyperlink.0"/>
-    <w:basedOn w:val="DefaultParagraphFont"/>
+    <w:basedOn w:val="a0"/>
     <w:rsid w:val="00A31CF9"/>
     <w:rPr>
       <w:outline w:val="0"/>
@@ -13125,9 +13124,9 @@
       <w:u w:val="single" w:color="0563C1"/>
     </w:rPr>
   </w:style>
-  <w:style w:type="character" w:customStyle="1" w:styleId="2">
+  <w:style w:type="character" w:customStyle="1" w:styleId="21">
     <w:name w:val="Неразрешено споменаване2"/>
-    <w:basedOn w:val="DefaultParagraphFont"/>
+    <w:basedOn w:val="a0"/>
     <w:uiPriority w:val="99"/>
     <w:semiHidden/>
     <w:unhideWhenUsed/>
@@ -13139,12 +13138,12 @@
   </w:style>
   <w:style w:type="character" w:customStyle="1" w:styleId="viiyi">
     <w:name w:val="viiyi"/>
-    <w:basedOn w:val="DefaultParagraphFont"/>
+    <w:basedOn w:val="a0"/>
     <w:rsid w:val="00A346F5"/>
   </w:style>
   <w:style w:type="character" w:customStyle="1" w:styleId="jlqj4b">
     <w:name w:val="jlqj4b"/>
-    <w:basedOn w:val="DefaultParagraphFont"/>
+    <w:basedOn w:val="a0"/>
     <w:rsid w:val="00A346F5"/>
   </w:style>
 </w:styles>

--- a/2. JS Front-End - June 2024/6. Exercise Functions and Statements/03.JS-Front-End-Functions-and-Statements-Exercise.docx
+++ b/2. JS Front-End - June 2024/6. Exercise Functions and Statements/03.JS-Front-End-Functions-and-Statements-Exercise.docx
@@ -3017,7 +3017,19 @@
         <w:rPr>
           <w:noProof/>
         </w:rPr>
-        <w:t xml:space="preserve">Write a function that receives a single integer number </w:t>
+        <w:t xml:space="preserve">Write a function that receives a </w:t>
+      </w:r>
+      <w:r>
+        <w:rPr>
+          <w:noProof/>
+        </w:rPr>
+        <w:tab/>
+      </w:r>
+      <w:r>
+        <w:rPr>
+          <w:noProof/>
+        </w:rPr>
+        <w:t xml:space="preserve"> integer number </w:t>
       </w:r>
       <w:r>
         <w:rPr>
@@ -13146,6 +13158,16 @@
     <w:basedOn w:val="a0"/>
     <w:rsid w:val="00A346F5"/>
   </w:style>
+  <w:style w:type="paragraph" w:styleId="af0">
+    <w:name w:val="Revision"/>
+    <w:hidden/>
+    <w:uiPriority w:val="99"/>
+    <w:semiHidden/>
+    <w:rsid w:val="004F1C17"/>
+    <w:pPr>
+      <w:spacing w:after="0" w:line="240" w:lineRule="auto"/>
+    </w:pPr>
+  </w:style>
 </w:styles>
 </file>
 
